--- a/final_report.docx
+++ b/final_report.docx
@@ -86,15 +86,27 @@
       </w:r>
       <w:proofErr w:type="spellEnd"/>
       <w:r>
-        <w:t>, Iowa konut fiyatlarının (</w:t>
-      </w:r>
-      <w:proofErr w:type="spellStart"/>
-      <w:r>
-        <w:t>SalePrice</w:t>
-      </w:r>
-      <w:proofErr w:type="spellEnd"/>
-      <w:r>
-        <w:t>) tahmin edilmesinde, dört farklı makine öğrenmesi modelinin (</w:t>
+        <w:t xml:space="preserve">, Iowa konut fiyatlarının </w:t>
+      </w:r>
+      <w:r>
+        <w:t>(</w:t>
+      </w:r>
+      <w:proofErr w:type="spellStart"/>
+      <w:r>
+        <w:t>Kaggle’dan</w:t>
+      </w:r>
+      <w:proofErr w:type="spellEnd"/>
+      <w:r>
+        <w:t xml:space="preserve"> alınan veri seti) </w:t>
+      </w:r>
+      <w:r>
+        <w:t xml:space="preserve">tahmin edilmesinde, </w:t>
+      </w:r>
+      <w:r>
+        <w:t>beş</w:t>
+      </w:r>
+      <w:r>
+        <w:t xml:space="preserve"> farklı makine öğrenmesi modelinin (</w:t>
       </w:r>
       <w:proofErr w:type="spellStart"/>
       <w:r>
@@ -142,7 +154,24 @@
       </w:r>
       <w:proofErr w:type="spellEnd"/>
       <w:r>
-        <w:t xml:space="preserve">, LGBM) performansını sistematik olarak karşılaştırmaktadır. Kapsamlı bir veri ön işleme (eksik veri doldurma, </w:t>
+        <w:t>, LGBM</w:t>
+      </w:r>
+      <w:r>
+        <w:t xml:space="preserve">, </w:t>
+      </w:r>
+      <w:proofErr w:type="spellStart"/>
+      <w:r>
+        <w:t>X</w:t>
+      </w:r>
+      <w:r>
+        <w:t>GB</w:t>
+      </w:r>
+      <w:r>
+        <w:t>oost</w:t>
+      </w:r>
+      <w:proofErr w:type="spellEnd"/>
+      <w:r>
+        <w:t xml:space="preserve">) performansını sistematik olarak karşılaştırmaktadır. Kapsamlı bir veri ön işleme (eksik veri doldurma, </w:t>
       </w:r>
       <w:proofErr w:type="spellStart"/>
       <w:r>
@@ -195,19 +224,61 @@
     </w:p>
     <w:p>
       <w:r>
-        <w:t xml:space="preserve">Deneyler, </w:t>
-      </w:r>
-      <w:proofErr w:type="spellStart"/>
-      <w:r>
-        <w:t>GradientBoostingRegressor</w:t>
-      </w:r>
-      <w:proofErr w:type="spellEnd"/>
-      <w:r>
-        <w:t xml:space="preserve"> modelinin hem fabrika ayarlarında hem de optimize edilmiş halde en düşük hata oranını verdiğini göstermiştir. Optimize edilmiş </w:t>
-      </w:r>
-      <w:proofErr w:type="spellStart"/>
-      <w:r>
-        <w:t>GradientBoosting</w:t>
+        <w:t>Deneyler,</w:t>
+      </w:r>
+      <w:r>
+        <w:t xml:space="preserve"> fabrika ayarlarında</w:t>
+      </w:r>
+      <w:r>
+        <w:t xml:space="preserve"> </w:t>
+      </w:r>
+      <w:proofErr w:type="spellStart"/>
+      <w:r>
+        <w:t>Gradient</w:t>
+      </w:r>
+      <w:proofErr w:type="spellEnd"/>
+      <w:r>
+        <w:t xml:space="preserve"> </w:t>
+      </w:r>
+      <w:proofErr w:type="spellStart"/>
+      <w:r>
+        <w:t>Boosting</w:t>
+      </w:r>
+      <w:proofErr w:type="spellEnd"/>
+      <w:r>
+        <w:t xml:space="preserve"> </w:t>
+      </w:r>
+      <w:proofErr w:type="spellStart"/>
+      <w:r>
+        <w:t>Regressor</w:t>
+      </w:r>
+      <w:proofErr w:type="spellEnd"/>
+      <w:r>
+        <w:t xml:space="preserve"> modelinin</w:t>
+      </w:r>
+      <w:r>
+        <w:t>, optimize edilmiş ayarlarda ise</w:t>
+      </w:r>
+      <w:r>
+        <w:t xml:space="preserve"> en düşük hata oranını</w:t>
+      </w:r>
+      <w:r>
+        <w:t xml:space="preserve">n </w:t>
+      </w:r>
+      <w:proofErr w:type="spellStart"/>
+      <w:r>
+        <w:t>XGBoost</w:t>
+      </w:r>
+      <w:proofErr w:type="spellEnd"/>
+      <w:r>
+        <w:t xml:space="preserve"> modelinin</w:t>
+      </w:r>
+      <w:r>
+        <w:t xml:space="preserve"> verdiğini göstermiştir. Optimize edilmiş </w:t>
+      </w:r>
+      <w:proofErr w:type="spellStart"/>
+      <w:r>
+        <w:t>XGBoost</w:t>
       </w:r>
       <w:proofErr w:type="spellEnd"/>
       <w:r>
@@ -218,21 +289,14 @@
           <w:b/>
           <w:bCs/>
         </w:rPr>
-        <w:t>15</w:t>
-      </w:r>
-      <w:r>
-        <w:rPr>
-          <w:b/>
-          <w:bCs/>
-        </w:rPr>
-        <w:t>,</w:t>
-      </w:r>
-      <w:r>
-        <w:rPr>
-          <w:b/>
-          <w:bCs/>
-        </w:rPr>
-        <w:t>558.13$ Ortalama Mutlak Hata (MAE)</w:t>
+        <w:t>14,929.70</w:t>
+      </w:r>
+      <w:r>
+        <w:rPr>
+          <w:b/>
+          <w:bCs/>
+        </w:rPr>
+        <w:t>$ Ortalama Mutlak Hata (MAE)</w:t>
       </w:r>
       <w:r>
         <w:t xml:space="preserve"> ve </w:t>
@@ -242,14 +306,36 @@
           <w:b/>
           <w:bCs/>
         </w:rPr>
-        <w:t>0.9135 R² (Açıklama Gücü)</w:t>
+        <w:t>0.9262</w:t>
+      </w:r>
+      <w:r>
+        <w:rPr>
+          <w:b/>
+          <w:bCs/>
+        </w:rPr>
+        <w:t xml:space="preserve"> </w:t>
+      </w:r>
+      <w:r>
+        <w:rPr>
+          <w:b/>
+          <w:bCs/>
+        </w:rPr>
+        <w:t>R² (Açıklama Gücü)</w:t>
       </w:r>
       <w:r>
         <w:t xml:space="preserve"> skoruna ulaşarak en başarılı model olmuştur. Özellik önemi analizi, </w:t>
       </w:r>
       <w:proofErr w:type="spellStart"/>
       <w:r>
-        <w:t>OverallQual</w:t>
+        <w:t>Overall</w:t>
+      </w:r>
+      <w:proofErr w:type="spellEnd"/>
+      <w:r>
+        <w:t xml:space="preserve"> </w:t>
+      </w:r>
+      <w:proofErr w:type="spellStart"/>
+      <w:r>
+        <w:t>Qual</w:t>
       </w:r>
       <w:proofErr w:type="spellEnd"/>
       <w:r>
@@ -257,11 +343,25 @@
       </w:r>
       <w:proofErr w:type="spellStart"/>
       <w:r>
-        <w:t>GrLivArea</w:t>
-      </w:r>
-      <w:proofErr w:type="spellEnd"/>
-      <w:r>
-        <w:t xml:space="preserve"> (Yaşam Alanı) gibi özelliklerin fiyatı belirlemede en kritik faktörler olduğunu doğrulamıştır.</w:t>
+        <w:t>Exter</w:t>
+      </w:r>
+      <w:proofErr w:type="spellEnd"/>
+      <w:r>
+        <w:t xml:space="preserve"> </w:t>
+      </w:r>
+      <w:proofErr w:type="spellStart"/>
+      <w:r>
+        <w:t>Qual</w:t>
+      </w:r>
+      <w:proofErr w:type="spellEnd"/>
+      <w:r>
+        <w:t xml:space="preserve"> (</w:t>
+      </w:r>
+      <w:r>
+        <w:t>Dış Kalite</w:t>
+      </w:r>
+      <w:r>
+        <w:t>) gibi özelliklerin fiyatı belirlemede en kritik faktörler olduğunu doğrulamıştır.</w:t>
       </w:r>
     </w:p>
     <w:p>
@@ -836,27 +936,6 @@
     <w:p>
       <w:r>
         <w:t>Tablo 1: Fabrika Ayarları Model Karşılaştırması</w:t>
-      </w:r>
-    </w:p>
-    <w:p>
-      <w:r>
-        <w:t xml:space="preserve">(Buraya </w:t>
-      </w:r>
-      <w:proofErr w:type="spellStart"/>
-      <w:r>
-        <w:t>results</w:t>
-      </w:r>
-      <w:proofErr w:type="spellEnd"/>
-      <w:r>
-        <w:t>/experiment_log.csv dosyasını Excel'de açıp, "</w:t>
-      </w:r>
-      <w:proofErr w:type="spellStart"/>
-      <w:r>
-        <w:t>Default</w:t>
-      </w:r>
-      <w:proofErr w:type="spellEnd"/>
-      <w:r>
-        <w:t>" testlerinin sonuçlarını kopyala-yapıştır yapacaksın)</w:t>
       </w:r>
     </w:p>
     <w:tbl>
@@ -1050,7 +1129,6 @@
           <w:p>
             <w:proofErr w:type="spellStart"/>
             <w:r>
-              <w:lastRenderedPageBreak/>
               <w:t>Random</w:t>
             </w:r>
             <w:proofErr w:type="spellEnd"/>
@@ -1162,12 +1240,19 @@
             <w:hideMark/>
           </w:tcPr>
           <w:p>
-            <w:proofErr w:type="spellStart"/>
-            <w:r>
+            <w:pPr>
               <w:rPr>
                 <w:b/>
                 <w:bCs/>
               </w:rPr>
+            </w:pPr>
+            <w:proofErr w:type="spellStart"/>
+            <w:r>
+              <w:rPr>
+                <w:b/>
+                <w:bCs/>
+              </w:rPr>
+              <w:lastRenderedPageBreak/>
               <w:t>Gradient</w:t>
             </w:r>
             <w:proofErr w:type="spellEnd"/>
@@ -1225,6 +1310,12 @@
             <w:hideMark/>
           </w:tcPr>
           <w:p>
+            <w:pPr>
+              <w:rPr>
+                <w:b/>
+                <w:bCs/>
+              </w:rPr>
+            </w:pPr>
             <w:r>
               <w:rPr>
                 <w:b/>
@@ -1247,6 +1338,12 @@
             <w:hideMark/>
           </w:tcPr>
           <w:p>
+            <w:pPr>
+              <w:rPr>
+                <w:b/>
+                <w:bCs/>
+              </w:rPr>
+            </w:pPr>
             <w:r>
               <w:rPr>
                 <w:b/>
@@ -1362,6 +1459,96 @@
           </w:p>
         </w:tc>
       </w:tr>
+      <w:tr>
+        <w:trPr>
+          <w:trHeight w:val="563"/>
+          <w:tblCellSpacing w:w="15" w:type="dxa"/>
+        </w:trPr>
+        <w:tc>
+          <w:tcPr>
+            <w:tcW w:w="0" w:type="auto"/>
+            <w:tcBorders>
+              <w:top w:val="single" w:sz="6" w:space="0" w:color="auto"/>
+              <w:left w:val="single" w:sz="6" w:space="0" w:color="auto"/>
+              <w:bottom w:val="single" w:sz="6" w:space="0" w:color="auto"/>
+              <w:right w:val="single" w:sz="6" w:space="0" w:color="auto"/>
+            </w:tcBorders>
+            <w:vAlign w:val="center"/>
+          </w:tcPr>
+          <w:p>
+            <w:proofErr w:type="spellStart"/>
+            <w:r>
+              <w:t>XGBoost</w:t>
+            </w:r>
+            <w:proofErr w:type="spellEnd"/>
+            <w:r>
+              <w:t xml:space="preserve"> (</w:t>
+            </w:r>
+            <w:proofErr w:type="spellStart"/>
+            <w:r>
+              <w:t>XGBoost_Default</w:t>
+            </w:r>
+            <w:proofErr w:type="spellEnd"/>
+            <w:r>
+              <w:t>)</w:t>
+            </w:r>
+          </w:p>
+        </w:tc>
+        <w:tc>
+          <w:tcPr>
+            <w:tcW w:w="0" w:type="auto"/>
+            <w:tcBorders>
+              <w:top w:val="single" w:sz="6" w:space="0" w:color="auto"/>
+              <w:left w:val="single" w:sz="6" w:space="0" w:color="auto"/>
+              <w:bottom w:val="single" w:sz="6" w:space="0" w:color="auto"/>
+              <w:right w:val="single" w:sz="6" w:space="0" w:color="auto"/>
+            </w:tcBorders>
+            <w:vAlign w:val="center"/>
+          </w:tcPr>
+          <w:p>
+            <w:pPr>
+              <w:rPr>
+                <w:i/>
+                <w:iCs/>
+              </w:rPr>
+            </w:pPr>
+            <w:r>
+              <w:rPr>
+                <w:i/>
+                <w:iCs/>
+              </w:rPr>
+              <w:t>17,207.50 $</w:t>
+            </w:r>
+          </w:p>
+        </w:tc>
+        <w:tc>
+          <w:tcPr>
+            <w:tcW w:w="0" w:type="auto"/>
+            <w:tcBorders>
+              <w:top w:val="single" w:sz="6" w:space="0" w:color="auto"/>
+              <w:left w:val="single" w:sz="6" w:space="0" w:color="auto"/>
+              <w:bottom w:val="single" w:sz="6" w:space="0" w:color="auto"/>
+              <w:right w:val="single" w:sz="6" w:space="0" w:color="auto"/>
+            </w:tcBorders>
+            <w:vAlign w:val="center"/>
+          </w:tcPr>
+          <w:p>
+            <w:pPr>
+              <w:rPr>
+                <w:i/>
+                <w:iCs/>
+              </w:rPr>
+            </w:pPr>
+            <w:r>
+              <w:rPr>
+                <w:i/>
+                <w:iCs/>
+              </w:rPr>
+              <w:t>0.9039</w:t>
+            </w:r>
+          </w:p>
+        </w:tc>
+      </w:tr>
     </w:tbl>
     <w:p>
       <w:pPr>
@@ -1511,10 +1698,10 @@
         <w:tblLook w:val="04A0" w:firstRow="1" w:lastRow="0" w:firstColumn="1" w:lastColumn="0" w:noHBand="0" w:noVBand="1"/>
       </w:tblPr>
       <w:tblGrid>
-        <w:gridCol w:w="3040"/>
-        <w:gridCol w:w="3191"/>
-        <w:gridCol w:w="1419"/>
-        <w:gridCol w:w="1406"/>
+        <w:gridCol w:w="3083"/>
+        <w:gridCol w:w="3168"/>
+        <w:gridCol w:w="1412"/>
+        <w:gridCol w:w="1393"/>
       </w:tblGrid>
       <w:tr>
         <w:trPr>
@@ -1629,50 +1816,26 @@
           <w:p>
             <w:proofErr w:type="spellStart"/>
             <w:r>
-              <w:rPr>
-                <w:b/>
-                <w:bCs/>
-              </w:rPr>
               <w:t>Gradient</w:t>
             </w:r>
             <w:proofErr w:type="spellEnd"/>
             <w:r>
-              <w:rPr>
-                <w:b/>
-                <w:bCs/>
-              </w:rPr>
               <w:t xml:space="preserve"> </w:t>
             </w:r>
             <w:proofErr w:type="spellStart"/>
             <w:r>
-              <w:rPr>
-                <w:b/>
-                <w:bCs/>
-              </w:rPr>
               <w:t>Boosting</w:t>
             </w:r>
             <w:proofErr w:type="spellEnd"/>
             <w:r>
-              <w:rPr>
-                <w:b/>
-                <w:bCs/>
-              </w:rPr>
               <w:t xml:space="preserve"> (</w:t>
             </w:r>
             <w:proofErr w:type="spellStart"/>
             <w:r>
-              <w:rPr>
-                <w:b/>
-                <w:bCs/>
-              </w:rPr>
               <w:t>GBR_Optimized</w:t>
             </w:r>
             <w:proofErr w:type="spellEnd"/>
             <w:r>
-              <w:rPr>
-                <w:b/>
-                <w:bCs/>
-              </w:rPr>
               <w:t>)</w:t>
             </w:r>
           </w:p>
@@ -1711,8 +1874,6 @@
             </w:r>
             <w:r>
               <w:br/>
-            </w:r>
-            <w:r>
               <w:t xml:space="preserve"> "</w:t>
             </w:r>
             <w:proofErr w:type="spellStart"/>
@@ -1740,10 +1901,6 @@
           </w:tcPr>
           <w:p>
             <w:r>
-              <w:rPr>
-                <w:b/>
-                <w:bCs/>
-              </w:rPr>
               <w:t>15,535.73 $</w:t>
             </w:r>
           </w:p>
@@ -1762,10 +1919,6 @@
           </w:tcPr>
           <w:p>
             <w:r>
-              <w:rPr>
-                <w:b/>
-                <w:bCs/>
-              </w:rPr>
               <w:t>0.9135</w:t>
             </w:r>
           </w:p>
@@ -2143,6 +2296,301 @@
           </w:p>
         </w:tc>
       </w:tr>
+      <w:tr>
+        <w:trPr>
+          <w:tblCellSpacing w:w="15" w:type="dxa"/>
+        </w:trPr>
+        <w:tc>
+          <w:tcPr>
+            <w:tcW w:w="0" w:type="auto"/>
+            <w:tcBorders>
+              <w:top w:val="single" w:sz="6" w:space="0" w:color="auto"/>
+              <w:left w:val="single" w:sz="6" w:space="0" w:color="auto"/>
+              <w:bottom w:val="single" w:sz="6" w:space="0" w:color="auto"/>
+              <w:right w:val="single" w:sz="6" w:space="0" w:color="auto"/>
+            </w:tcBorders>
+            <w:vAlign w:val="center"/>
+          </w:tcPr>
+          <w:p>
+            <w:pPr>
+              <w:rPr>
+                <w:b/>
+                <w:bCs/>
+              </w:rPr>
+            </w:pPr>
+            <w:proofErr w:type="spellStart"/>
+            <w:r>
+              <w:rPr>
+                <w:b/>
+                <w:bCs/>
+              </w:rPr>
+              <w:t>XGBoost</w:t>
+            </w:r>
+            <w:proofErr w:type="spellEnd"/>
+            <w:r>
+              <w:rPr>
+                <w:b/>
+                <w:bCs/>
+              </w:rPr>
+              <w:t xml:space="preserve"> (</w:t>
+            </w:r>
+            <w:proofErr w:type="spellStart"/>
+            <w:r>
+              <w:rPr>
+                <w:b/>
+                <w:bCs/>
+              </w:rPr>
+              <w:t>XGBoost_Optimized</w:t>
+            </w:r>
+            <w:proofErr w:type="spellEnd"/>
+          </w:p>
+        </w:tc>
+        <w:tc>
+          <w:tcPr>
+            <w:tcW w:w="0" w:type="auto"/>
+            <w:tcBorders>
+              <w:top w:val="single" w:sz="6" w:space="0" w:color="auto"/>
+              <w:left w:val="single" w:sz="6" w:space="0" w:color="auto"/>
+              <w:bottom w:val="single" w:sz="6" w:space="0" w:color="auto"/>
+              <w:right w:val="single" w:sz="6" w:space="0" w:color="auto"/>
+            </w:tcBorders>
+            <w:vAlign w:val="center"/>
+          </w:tcPr>
+          <w:p>
+            <w:pPr>
+              <w:rPr>
+                <w:b/>
+                <w:bCs/>
+                <w:i/>
+                <w:iCs/>
+              </w:rPr>
+            </w:pPr>
+            <w:r>
+              <w:rPr>
+                <w:b/>
+                <w:bCs/>
+                <w:i/>
+                <w:iCs/>
+              </w:rPr>
+              <w:t>{</w:t>
+            </w:r>
+            <w:r>
+              <w:rPr>
+                <w:b/>
+                <w:bCs/>
+                <w:i/>
+                <w:iCs/>
+              </w:rPr>
+              <w:t>"</w:t>
+            </w:r>
+            <w:proofErr w:type="spellStart"/>
+            <w:r>
+              <w:rPr>
+                <w:b/>
+                <w:bCs/>
+                <w:i/>
+                <w:iCs/>
+              </w:rPr>
+              <w:t>learning_rate</w:t>
+            </w:r>
+            <w:proofErr w:type="spellEnd"/>
+            <w:r>
+              <w:rPr>
+                <w:b/>
+                <w:bCs/>
+                <w:i/>
+                <w:iCs/>
+              </w:rPr>
+              <w:t>": 0.05,</w:t>
+            </w:r>
+            <w:r>
+              <w:rPr>
+                <w:b/>
+                <w:bCs/>
+                <w:i/>
+                <w:iCs/>
+              </w:rPr>
+              <w:br/>
+            </w:r>
+            <w:r>
+              <w:rPr>
+                <w:b/>
+                <w:bCs/>
+                <w:i/>
+                <w:iCs/>
+              </w:rPr>
+              <w:t>    "</w:t>
+            </w:r>
+            <w:proofErr w:type="spellStart"/>
+            <w:r>
+              <w:rPr>
+                <w:b/>
+                <w:bCs/>
+                <w:i/>
+                <w:iCs/>
+              </w:rPr>
+              <w:t>max_depth</w:t>
+            </w:r>
+            <w:proofErr w:type="spellEnd"/>
+            <w:r>
+              <w:rPr>
+                <w:b/>
+                <w:bCs/>
+                <w:i/>
+                <w:iCs/>
+              </w:rPr>
+              <w:t>": 3,</w:t>
+            </w:r>
+            <w:r>
+              <w:rPr>
+                <w:b/>
+                <w:bCs/>
+                <w:i/>
+                <w:iCs/>
+              </w:rPr>
+              <w:br/>
+            </w:r>
+            <w:r>
+              <w:rPr>
+                <w:b/>
+                <w:bCs/>
+                <w:i/>
+                <w:iCs/>
+              </w:rPr>
+              <w:t>    "</w:t>
+            </w:r>
+            <w:proofErr w:type="spellStart"/>
+            <w:r>
+              <w:rPr>
+                <w:b/>
+                <w:bCs/>
+                <w:i/>
+                <w:iCs/>
+              </w:rPr>
+              <w:t>n_estimators</w:t>
+            </w:r>
+            <w:proofErr w:type="spellEnd"/>
+            <w:r>
+              <w:rPr>
+                <w:b/>
+                <w:bCs/>
+                <w:i/>
+                <w:iCs/>
+              </w:rPr>
+              <w:t>": 500,</w:t>
+            </w:r>
+            <w:r>
+              <w:rPr>
+                <w:b/>
+                <w:bCs/>
+                <w:i/>
+                <w:iCs/>
+              </w:rPr>
+              <w:br/>
+            </w:r>
+            <w:r>
+              <w:rPr>
+                <w:b/>
+                <w:bCs/>
+                <w:i/>
+                <w:iCs/>
+              </w:rPr>
+              <w:t>   "</w:t>
+            </w:r>
+            <w:proofErr w:type="spellStart"/>
+            <w:r>
+              <w:rPr>
+                <w:b/>
+                <w:bCs/>
+                <w:i/>
+                <w:iCs/>
+              </w:rPr>
+              <w:t>subsample</w:t>
+            </w:r>
+            <w:proofErr w:type="spellEnd"/>
+            <w:r>
+              <w:rPr>
+                <w:b/>
+                <w:bCs/>
+                <w:i/>
+                <w:iCs/>
+              </w:rPr>
+              <w:t>": 0.8</w:t>
+            </w:r>
+            <w:r>
+              <w:rPr>
+                <w:b/>
+                <w:bCs/>
+                <w:i/>
+                <w:iCs/>
+              </w:rPr>
+              <w:t>”}</w:t>
+            </w:r>
+          </w:p>
+        </w:tc>
+        <w:tc>
+          <w:tcPr>
+            <w:tcW w:w="0" w:type="auto"/>
+            <w:tcBorders>
+              <w:top w:val="single" w:sz="6" w:space="0" w:color="auto"/>
+              <w:left w:val="single" w:sz="6" w:space="0" w:color="auto"/>
+              <w:bottom w:val="single" w:sz="6" w:space="0" w:color="auto"/>
+              <w:right w:val="single" w:sz="6" w:space="0" w:color="auto"/>
+            </w:tcBorders>
+            <w:vAlign w:val="center"/>
+          </w:tcPr>
+          <w:p>
+            <w:pPr>
+              <w:rPr>
+                <w:b/>
+                <w:bCs/>
+                <w:i/>
+                <w:iCs/>
+              </w:rPr>
+            </w:pPr>
+            <w:r>
+              <w:rPr>
+                <w:b/>
+                <w:bCs/>
+                <w:i/>
+                <w:iCs/>
+              </w:rPr>
+              <w:t>14,929.70 $</w:t>
+            </w:r>
+          </w:p>
+        </w:tc>
+        <w:tc>
+          <w:tcPr>
+            <w:tcW w:w="0" w:type="auto"/>
+            <w:tcBorders>
+              <w:top w:val="single" w:sz="6" w:space="0" w:color="auto"/>
+              <w:left w:val="single" w:sz="6" w:space="0" w:color="auto"/>
+              <w:bottom w:val="single" w:sz="6" w:space="0" w:color="auto"/>
+              <w:right w:val="single" w:sz="6" w:space="0" w:color="auto"/>
+            </w:tcBorders>
+            <w:vAlign w:val="center"/>
+          </w:tcPr>
+          <w:p>
+            <w:pPr>
+              <w:rPr>
+                <w:b/>
+                <w:bCs/>
+                <w:i/>
+                <w:iCs/>
+              </w:rPr>
+            </w:pPr>
+            <w:r>
+              <w:rPr>
+                <w:b/>
+                <w:bCs/>
+                <w:i/>
+                <w:iCs/>
+              </w:rPr>
+              <w:t>0.9262</w:t>
+            </w:r>
+          </w:p>
+        </w:tc>
+      </w:tr>
     </w:tbl>
     <w:p>
       <w:pPr>
@@ -2169,7 +2617,11 @@
       </w:r>
       <w:proofErr w:type="spellEnd"/>
       <w:r>
-        <w:t xml:space="preserve"> modelinde optimizasyon, fabrika ayarlarıyla birebir aynı (MAE: 15,535.73 $) sonucu vermiştir. Bu, </w:t>
+        <w:t xml:space="preserve"> modelinde optimizasyon, fabrika ayarlarıyla birebir aynı (MAE: 15,535.73 $) sonucu </w:t>
+      </w:r>
+      <w:r>
+        <w:lastRenderedPageBreak/>
+        <w:t xml:space="preserve">vermiştir. Bu, </w:t>
       </w:r>
       <w:proofErr w:type="spellStart"/>
       <w:r>
@@ -2177,47 +2629,58 @@
       </w:r>
       <w:proofErr w:type="spellEnd"/>
       <w:r>
-        <w:t xml:space="preserve"> fabrika ayarlarının bu veri seti için zaten "optimum" olduğunu güçlü bir şekilde teyit etmektedir. Diğer modellerde yapılan optimizasyonlar... (Burada LGBM veya </w:t>
-      </w:r>
-      <w:proofErr w:type="spellStart"/>
-      <w:r>
-        <w:t>RF'in</w:t>
-      </w:r>
-      <w:proofErr w:type="spellEnd"/>
-      <w:r>
-        <w:t xml:space="preserve"> skorunun iyileşip iyileşmediğini yazarsın).</w:t>
-      </w:r>
-    </w:p>
-    <w:p>
-      <w:pPr>
-        <w:rPr>
-          <w:b/>
-          <w:bCs/>
-        </w:rPr>
-      </w:pPr>
-    </w:p>
-    <w:p>
-      <w:pPr>
-        <w:rPr>
-          <w:b/>
-          <w:bCs/>
-        </w:rPr>
-      </w:pPr>
-      <w:r>
-        <w:rPr>
-          <w:b/>
-          <w:bCs/>
-        </w:rPr>
-        <w:lastRenderedPageBreak/>
+        <w:t xml:space="preserve"> fabrika ayarlarının bu veri seti için zaten "optimum" olduğunu güçlü bir şekilde teyit etmektedir. Diğer modellerde yapılan optimizasyonlar</w:t>
+      </w:r>
+      <w:r>
+        <w:t xml:space="preserve">da ise </w:t>
+      </w:r>
+      <w:proofErr w:type="spellStart"/>
+      <w:r>
+        <w:t>XGBoost</w:t>
+      </w:r>
+      <w:proofErr w:type="spellEnd"/>
+      <w:r>
+        <w:t xml:space="preserve"> modelinin optimize edilmiş halinin fabrika ayarlarından çok daha düşük bir hata oranı vermesi, bu modelin eğitilince ne kadar güçlü bir model olduğunu gözler önüne sermektedir. </w:t>
+      </w:r>
+    </w:p>
+    <w:p>
+      <w:pPr>
+        <w:rPr>
+          <w:b/>
+          <w:bCs/>
+        </w:rPr>
+      </w:pPr>
+    </w:p>
+    <w:p>
+      <w:pPr>
+        <w:rPr>
+          <w:b/>
+          <w:bCs/>
+        </w:rPr>
+      </w:pPr>
+      <w:r>
+        <w:rPr>
+          <w:b/>
+          <w:bCs/>
+        </w:rPr>
         <w:t>4.3. En İyi Modelin Derinlemesine Analizi (</w:t>
       </w:r>
+      <w:proofErr w:type="spellStart"/>
       <w:proofErr w:type="gramStart"/>
       <w:r>
         <w:rPr>
           <w:b/>
           <w:bCs/>
         </w:rPr>
-        <w:t>GBR -</w:t>
+        <w:t>XGBoost</w:t>
+      </w:r>
+      <w:proofErr w:type="spellEnd"/>
+      <w:r>
+        <w:rPr>
+          <w:b/>
+          <w:bCs/>
+        </w:rPr>
+        <w:t xml:space="preserve"> -</w:t>
       </w:r>
       <w:proofErr w:type="gramEnd"/>
       <w:r>
@@ -2250,11 +2713,23 @@
       </w:r>
       <w:proofErr w:type="spellStart"/>
       <w:r>
-        <w:t>GradientBoosting</w:t>
-      </w:r>
-      <w:proofErr w:type="spellEnd"/>
-      <w:r>
-        <w:t xml:space="preserve"> (MAE: 15.535$) için yapılan grafiksel analiz aşağıdadır.</w:t>
+        <w:t>XGBoost</w:t>
+      </w:r>
+      <w:proofErr w:type="spellEnd"/>
+      <w:r>
+        <w:t xml:space="preserve"> (MAE: </w:t>
+      </w:r>
+      <w:r>
+        <w:rPr>
+          <w:b/>
+          <w:bCs/>
+          <w:i/>
+          <w:iCs/>
+        </w:rPr>
+        <w:t>14,929.70 $</w:t>
+      </w:r>
+      <w:r>
+        <w:t>) için yapılan grafiksel analiz aşağıdadır.</w:t>
       </w:r>
     </w:p>
     <w:p>
@@ -2263,10 +2738,10 @@
           <w:noProof/>
         </w:rPr>
         <w:drawing>
-          <wp:inline distT="0" distB="0" distL="0" distR="0" wp14:anchorId="32DEAB16" wp14:editId="343E373E">
-            <wp:extent cx="5760720" cy="3456305"/>
-            <wp:effectExtent l="0" t="0" r="0" b="0"/>
-            <wp:docPr id="453010802" name="Resim 1"/>
+          <wp:inline distT="0" distB="0" distL="0" distR="0" wp14:anchorId="7921FF31" wp14:editId="1F647279">
+            <wp:extent cx="5799330" cy="3479471"/>
+            <wp:effectExtent l="0" t="0" r="0" b="6985"/>
+            <wp:docPr id="1164122743" name="Resim 2" descr="metin, ekran görüntüsü, çizgi, diyagram içeren bir resim&#10;&#10;Yapay zeka tarafından oluşturulmuş içerik yanlış olabilir."/>
             <wp:cNvGraphicFramePr>
               <a:graphicFrameLocks xmlns:a="http://schemas.openxmlformats.org/drawingml/2006/main" noChangeAspect="1"/>
             </wp:cNvGraphicFramePr>
@@ -2274,7 +2749,7 @@
               <a:graphicData uri="http://schemas.openxmlformats.org/drawingml/2006/picture">
                 <pic:pic xmlns:pic="http://schemas.openxmlformats.org/drawingml/2006/picture">
                   <pic:nvPicPr>
-                    <pic:cNvPr id="453010802" name="Resim 453010802"/>
+                    <pic:cNvPr id="1164122743" name="Resim 2" descr="metin, ekran görüntüsü, çizgi, diyagram içeren bir resim&#10;&#10;Yapay zeka tarafından oluşturulmuş içerik yanlış olabilir."/>
                     <pic:cNvPicPr/>
                   </pic:nvPicPr>
                   <pic:blipFill>
@@ -2292,7 +2767,7 @@
                   <pic:spPr>
                     <a:xfrm>
                       <a:off x="0" y="0"/>
-                      <a:ext cx="5760720" cy="3456305"/>
+                      <a:ext cx="5816145" cy="3489560"/>
                     </a:xfrm>
                     <a:prstGeom prst="rect">
                       <a:avLst/>
@@ -2317,7 +2792,23 @@
           <w:b/>
           <w:bCs/>
         </w:rPr>
-        <w:t>Grafik 1: Gerçek Fiyatlar vs. Tahmini Fiyatlar (GBR)</w:t>
+        <w:t>Grafik 1: Gerçek Fiyatlar vs. Tahmini Fiyatlar (</w:t>
+      </w:r>
+      <w:proofErr w:type="spellStart"/>
+      <w:r>
+        <w:rPr>
+          <w:b/>
+          <w:bCs/>
+        </w:rPr>
+        <w:t>XGBoost</w:t>
+      </w:r>
+      <w:proofErr w:type="spellEnd"/>
+      <w:r>
+        <w:rPr>
+          <w:b/>
+          <w:bCs/>
+        </w:rPr>
+        <w:t>)</w:t>
       </w:r>
     </w:p>
     <w:p>
@@ -2333,23 +2824,28 @@
       </w:r>
       <w:proofErr w:type="gramStart"/>
       <w:r>
-        <w:t>%91.35</w:t>
+        <w:t>%</w:t>
+      </w:r>
+      <w:r>
+        <w:t>92.62</w:t>
       </w:r>
       <w:proofErr w:type="gramEnd"/>
       <w:r>
-        <w:t xml:space="preserve"> gibi yüksek bir değerde olduğunu açıklamaktadır.</w:t>
-      </w:r>
-    </w:p>
-    <w:p>
+        <w:t xml:space="preserve"> gibi yüksek bir değerde olduğunu </w:t>
+      </w:r>
+      <w:r>
+        <w:lastRenderedPageBreak/>
+        <w:t>açıklamaktadır.</w:t>
+      </w:r>
       <w:r>
         <w:rPr>
           <w:noProof/>
         </w:rPr>
         <w:drawing>
-          <wp:inline distT="0" distB="0" distL="0" distR="0" wp14:anchorId="17C68324" wp14:editId="7596C631">
+          <wp:inline distT="0" distB="0" distL="0" distR="0" wp14:anchorId="0168DF13" wp14:editId="546E1D3C">
             <wp:extent cx="5760720" cy="3456305"/>
             <wp:effectExtent l="0" t="0" r="0" b="0"/>
-            <wp:docPr id="526961519" name="Resim 2" descr="metin, ekran görüntüsü, çizgi, diyagram içeren bir resim&#10;&#10;Yapay zeka tarafından oluşturulmuş içerik yanlış olabilir."/>
+            <wp:docPr id="1133549704" name="Resim 3" descr="metin, ekran görüntüsü, çizgi, diyagram içeren bir resim&#10;&#10;Yapay zeka tarafından oluşturulmuş içerik yanlış olabilir."/>
             <wp:cNvGraphicFramePr>
               <a:graphicFrameLocks xmlns:a="http://schemas.openxmlformats.org/drawingml/2006/main" noChangeAspect="1"/>
             </wp:cNvGraphicFramePr>
@@ -2357,7 +2853,7 @@
               <a:graphicData uri="http://schemas.openxmlformats.org/drawingml/2006/picture">
                 <pic:pic xmlns:pic="http://schemas.openxmlformats.org/drawingml/2006/picture">
                   <pic:nvPicPr>
-                    <pic:cNvPr id="526961519" name="Resim 2" descr="metin, ekran görüntüsü, çizgi, diyagram içeren bir resim&#10;&#10;Yapay zeka tarafından oluşturulmuş içerik yanlış olabilir."/>
+                    <pic:cNvPr id="1133549704" name="Resim 3" descr="metin, ekran görüntüsü, çizgi, diyagram içeren bir resim&#10;&#10;Yapay zeka tarafından oluşturulmuş içerik yanlış olabilir."/>
                     <pic:cNvPicPr/>
                   </pic:nvPicPr>
                   <pic:blipFill>
@@ -2375,7 +2871,7 @@
                   <pic:spPr>
                     <a:xfrm>
                       <a:off x="0" y="0"/>
-                      <a:ext cx="5760720" cy="3456305"/>
+                      <a:ext cx="5782822" cy="3469566"/>
                     </a:xfrm>
                     <a:prstGeom prst="rect">
                       <a:avLst/>
@@ -2388,6 +2884,7 @@
         </w:drawing>
       </w:r>
     </w:p>
+    <w:p/>
     <w:p>
       <w:pPr>
         <w:numPr>
@@ -2400,48 +2897,64 @@
           <w:b/>
           <w:bCs/>
         </w:rPr>
+        <w:t>Grafik 2: Hata Dağılım Grafiği (</w:t>
+      </w:r>
+      <w:proofErr w:type="spellStart"/>
+      <w:r>
+        <w:rPr>
+          <w:b/>
+          <w:bCs/>
+        </w:rPr>
+        <w:t>XGBoost</w:t>
+      </w:r>
+      <w:proofErr w:type="spellEnd"/>
+      <w:r>
+        <w:rPr>
+          <w:b/>
+          <w:bCs/>
+        </w:rPr>
+        <w:t>)</w:t>
+      </w:r>
+    </w:p>
+    <w:p>
+      <w:r>
+        <w:rPr>
+          <w:b/>
+          <w:bCs/>
+        </w:rPr>
+        <w:t>Analiz:</w:t>
+      </w:r>
+      <w:r>
+        <w:t xml:space="preserve"> Bu grafik, modelin en belirgin zayıf yönünü ortaya koymaktadır. Hatalar, 0 çizgisi etrafında rastgele bir </w:t>
+      </w:r>
+      <w:proofErr w:type="gramStart"/>
+      <w:r>
+        <w:t>bulut  oluşturmamaktadır</w:t>
+      </w:r>
+      <w:proofErr w:type="gramEnd"/>
+      <w:r>
+        <w:t>. Aksine, 300.000$'ın üzerindeki pahalı evlerde hata payı (hem pozitif hem negatif yönde) artmakta ve bir "huni" şekli almaktadır. Bu, modelin standart evleri çok iyi tahmin ettiğini, ancak pahalı ve lüks evlerin fiyatlarını tahmin etmekte zorlandığını (</w:t>
+      </w:r>
+      <w:proofErr w:type="spellStart"/>
+      <w:r>
+        <w:t>heteroscedasticity</w:t>
+      </w:r>
+      <w:proofErr w:type="spellEnd"/>
+      <w:r>
+        <w:t>) göstermektedir.</w:t>
+      </w:r>
+    </w:p>
+    <w:p>
+      <w:r>
+        <w:rPr>
+          <w:noProof/>
+        </w:rPr>
         <w:lastRenderedPageBreak/>
-        <w:t>Grafik 2: Hata Dağılım Grafiği (GBR)</w:t>
-      </w:r>
-    </w:p>
-    <w:p>
-      <w:r>
-        <w:rPr>
-          <w:b/>
-          <w:bCs/>
-        </w:rPr>
-        <w:t>Analiz:</w:t>
-      </w:r>
-      <w:r>
-        <w:t xml:space="preserve"> Bu grafik, modelin en belirgin zayıf yönünü ortaya koymaktadır. Hatalar, 0 çizgisi etrafında rastgele bir </w:t>
-      </w:r>
-      <w:proofErr w:type="gramStart"/>
-      <w:r>
-        <w:t>bulut  oluşturmamaktadır</w:t>
-      </w:r>
-      <w:proofErr w:type="gramEnd"/>
-      <w:r>
-        <w:t>. Aksine, 300.000$'ın üzerindeki pahalı evlerde hata payı (hem pozitif hem negatif yönde) artmakta ve bir "huni" şekli almaktadır. Bu, modelin standart evleri çok iyi tahmin ettiğini, ancak pahalı ve lüks evlerin fiyatlarını tahmin etmekte zorlandığını (</w:t>
-      </w:r>
-      <w:proofErr w:type="spellStart"/>
-      <w:r>
-        <w:t>heteroscedasticity</w:t>
-      </w:r>
-      <w:proofErr w:type="spellEnd"/>
-      <w:r>
-        <w:t>) göstermektedir.</w:t>
-      </w:r>
-    </w:p>
-    <w:p>
-      <w:r>
-        <w:rPr>
-          <w:noProof/>
-        </w:rPr>
         <w:drawing>
-          <wp:inline distT="0" distB="0" distL="0" distR="0" wp14:anchorId="2E1495AD" wp14:editId="1F6D0F2F">
+          <wp:inline distT="0" distB="0" distL="0" distR="0" wp14:anchorId="04CA7628" wp14:editId="463B8D13">
             <wp:extent cx="5760720" cy="4608830"/>
             <wp:effectExtent l="0" t="0" r="0" b="1270"/>
-            <wp:docPr id="336413440" name="Resim 3" descr="metin, ekran görüntüsü, sayı, numara, diyagram içeren bir resim"/>
+            <wp:docPr id="1218204118" name="Resim 4" descr="metin, ekran görüntüsü, diyagram, yazı tipi içeren bir resim&#10;&#10;Yapay zeka tarafından oluşturulmuş içerik yanlış olabilir."/>
             <wp:cNvGraphicFramePr>
               <a:graphicFrameLocks xmlns:a="http://schemas.openxmlformats.org/drawingml/2006/main" noChangeAspect="1"/>
             </wp:cNvGraphicFramePr>
@@ -2449,7 +2962,7 @@
               <a:graphicData uri="http://schemas.openxmlformats.org/drawingml/2006/picture">
                 <pic:pic xmlns:pic="http://schemas.openxmlformats.org/drawingml/2006/picture">
                   <pic:nvPicPr>
-                    <pic:cNvPr id="336413440" name="Resim 3" descr="metin, ekran görüntüsü, sayı, numara, diyagram içeren bir resim"/>
+                    <pic:cNvPr id="1218204118" name="Resim 4" descr="metin, ekran görüntüsü, diyagram, yazı tipi içeren bir resim&#10;&#10;Yapay zeka tarafından oluşturulmuş içerik yanlış olabilir."/>
                     <pic:cNvPicPr/>
                   </pic:nvPicPr>
                   <pic:blipFill>
@@ -2492,7 +3005,23 @@
           <w:b/>
           <w:bCs/>
         </w:rPr>
-        <w:t>Grafik 3: Özellik Önem Düzeyi (GBR)</w:t>
+        <w:t>Grafik 3: Özellik Önem Düzeyi (</w:t>
+      </w:r>
+      <w:proofErr w:type="spellStart"/>
+      <w:r>
+        <w:rPr>
+          <w:b/>
+          <w:bCs/>
+        </w:rPr>
+        <w:t>XGBoost</w:t>
+      </w:r>
+      <w:proofErr w:type="spellEnd"/>
+      <w:r>
+        <w:rPr>
+          <w:b/>
+          <w:bCs/>
+        </w:rPr>
+        <w:t>)</w:t>
       </w:r>
     </w:p>
     <w:p>
@@ -2581,28 +3110,82 @@
       </w:r>
       <w:proofErr w:type="spellStart"/>
       <w:r>
-        <w:t>GradientBoosting</w:t>
+        <w:t>Gradient</w:t>
       </w:r>
       <w:proofErr w:type="spellEnd"/>
       <w:r>
         <w:t xml:space="preserve"> </w:t>
       </w:r>
+      <w:proofErr w:type="spellStart"/>
+      <w:r>
+        <w:t>Boosting</w:t>
+      </w:r>
+      <w:proofErr w:type="spellEnd"/>
+      <w:r>
+        <w:t xml:space="preserve"> </w:t>
+      </w:r>
+      <w:r>
+        <w:t xml:space="preserve">modelinin </w:t>
+      </w:r>
+      <w:r>
+        <w:t>fabrika ayarlarıyl</w:t>
+      </w:r>
+      <w:r>
+        <w:t xml:space="preserve">a diğer tüm modellere göre </w:t>
+      </w:r>
+      <w:r>
+        <w:t>en düşük hata payını (MAE: 15,535$) ve en yüksek açıklama gücünü (R²: 0.9135) sunduğunu</w:t>
+      </w:r>
+      <w:r>
+        <w:t xml:space="preserve">, </w:t>
+      </w:r>
+      <w:r>
+        <w:t>optimize edilmiş halde</w:t>
+      </w:r>
+      <w:r>
+        <w:t xml:space="preserve"> ise </w:t>
+      </w:r>
+      <w:proofErr w:type="spellStart"/>
+      <w:r>
+        <w:t>XGBoost</w:t>
+      </w:r>
+      <w:proofErr w:type="spellEnd"/>
+      <w:r>
+        <w:t xml:space="preserve"> modelinin</w:t>
+      </w:r>
+      <w:r>
+        <w:t xml:space="preserve"> </w:t>
+      </w:r>
+      <w:r>
+        <w:t xml:space="preserve">test edilen diğer tüm modellere kıyasla en düşük hata payını (MAE: </w:t>
+      </w:r>
+      <w:r>
+        <w:t xml:space="preserve">14,929.70 </w:t>
+      </w:r>
       <w:proofErr w:type="gramStart"/>
       <w:r>
-        <w:t>algoritmasının,</w:t>
+        <w:t>$</w:t>
+      </w:r>
+      <w:r>
+        <w:t>)</w:t>
+      </w:r>
+      <w:r>
+        <w:t>ve</w:t>
       </w:r>
       <w:proofErr w:type="gramEnd"/>
       <w:r>
-        <w:t xml:space="preserve"> hem fabrika ayarlarıyla hem de optimize edilmiş halde, test edilen diğer tüm modellere kıyasla en düşük hata payını (MAE: 15,535$) ve en yüksek açıklama gücünü (R²: 0.9135) sunduğunu göstermiştir.</w:t>
-      </w:r>
-    </w:p>
-    <w:p>
-      <w:r>
-        <w:t xml:space="preserve">En iyi modelimizin bile, özellikle yüksek fiyatlı evlerde hata yapma eğiliminde olduğu Hata Dağılım Grafiği (Grafik 2) ile tespit edilmiştir. Gelecekteki çalışmalarda, bu yanlılığı </w:t>
-      </w:r>
-      <w:r>
-        <w:lastRenderedPageBreak/>
-        <w:t>düzeltmek için pahalı evlerden daha fazla veri toplanması veya bu evlerin özelliklerine (</w:t>
+        <w:t xml:space="preserve"> en yüksek açıklama gücünü (R²: 0.9</w:t>
+      </w:r>
+      <w:r>
+        <w:t>265</w:t>
+      </w:r>
+      <w:r>
+        <w:t>) sunduğunu göstermiştir.</w:t>
+      </w:r>
+    </w:p>
+    <w:p>
+      <w:r>
+        <w:t>En iyi modelimizin bile, özellikle yüksek fiyatlı evlerde hata yapma eğiliminde olduğu Hata Dağılım Grafiği (Grafik 2) ile tespit edilmiştir. Gelecekteki çalışmalarda, bu yanlılığı düzeltmek için pahalı evlerden daha fazla veri toplanması veya bu evlerin özelliklerine (</w:t>
       </w:r>
       <w:proofErr w:type="spellStart"/>
       <w:r>
@@ -2647,18 +3230,12 @@
       </w:r>
       <w:proofErr w:type="spellEnd"/>
       <w:r>
-        <w:t xml:space="preserve"> platformlarındaki test sonuçlarıyla karşılaştırarak, platformdan bağımsız olarak </w:t>
-      </w:r>
-      <w:proofErr w:type="spellStart"/>
-      <w:r>
-        <w:t>GradientBoosting'in</w:t>
-      </w:r>
-      <w:proofErr w:type="spellEnd"/>
-      <w:r>
-        <w:t xml:space="preserve"> üstünlüğünü doğrulamak olacaktır.</w:t>
-      </w:r>
-    </w:p>
-    <w:p/>
+        <w:t xml:space="preserve"> platformlarındaki test sonuçlarıyla karşılaştırarak, </w:t>
+      </w:r>
+      <w:r>
+        <w:t>en iyi modeli bulmaya çalışmaktır.</w:t>
+      </w:r>
+    </w:p>
     <w:sectPr>
       <w:pgSz w:w="11906" w:h="16838"/>
       <w:pgMar w:top="993" w:right="1417" w:bottom="993" w:left="1417" w:header="708" w:footer="708" w:gutter="0"/>

--- a/final_report.docx
+++ b/final_report.docx
@@ -24,17 +24,35 @@
     </w:p>
     <w:p>
       <w:r>
-        <w:t>Araştırmacı: Mehmet Gezer</w:t>
+        <w:rPr>
+          <w:b/>
+          <w:bCs/>
+        </w:rPr>
+        <w:t>Araştırmacı:</w:t>
+      </w:r>
+      <w:r>
+        <w:t xml:space="preserve"> Mehmet Gezer</w:t>
       </w:r>
     </w:p>
     <w:p>
       <w:proofErr w:type="spellStart"/>
       <w:r>
+        <w:rPr>
+          <w:b/>
+          <w:bCs/>
+        </w:rPr>
         <w:t>Mentör</w:t>
       </w:r>
       <w:proofErr w:type="spellEnd"/>
       <w:r>
-        <w:t xml:space="preserve">: </w:t>
+        <w:rPr>
+          <w:b/>
+          <w:bCs/>
+        </w:rPr>
+        <w:t>:</w:t>
+      </w:r>
+      <w:r>
+        <w:t xml:space="preserve"> </w:t>
       </w:r>
       <w:r>
         <w:t>Prof. Dr. Rüya Şamlı</w:t>
@@ -362,6 +380,9 @@
       </w:r>
       <w:r>
         <w:t>) gibi özelliklerin fiyatı belirlemede en kritik faktörler olduğunu doğrulamıştır.</w:t>
+      </w:r>
+      <w:r>
+        <w:br/>
       </w:r>
     </w:p>
     <w:p>
@@ -828,6 +849,9 @@
       <w:r>
         <w:t xml:space="preserve"> Veri, 266 özellik (ipucu) içeren bir X matrisi ve 1 hedef (y) vektörü olarak ayrılmıştır.</w:t>
       </w:r>
+      <w:r>
+        <w:br/>
+      </w:r>
     </w:p>
     <w:p>
       <w:pPr>
@@ -875,6 +899,9 @@
       </w:r>
       <w:r>
         <w:t xml:space="preserve"> metrikleri ile ölçülmüştür.</w:t>
+      </w:r>
+      <w:r>
+        <w:br/>
       </w:r>
     </w:p>
     <w:p>
@@ -1129,6 +1156,7 @@
           <w:p>
             <w:proofErr w:type="spellStart"/>
             <w:r>
+              <w:lastRenderedPageBreak/>
               <w:t>Random</w:t>
             </w:r>
             <w:proofErr w:type="spellEnd"/>
@@ -1252,7 +1280,6 @@
                 <w:b/>
                 <w:bCs/>
               </w:rPr>
-              <w:lastRenderedPageBreak/>
               <w:t>Gradient</w:t>
             </w:r>
             <w:proofErr w:type="spellEnd"/>
@@ -2298,6 +2325,7 @@
       </w:tr>
       <w:tr>
         <w:trPr>
+          <w:trHeight w:val="1349"/>
           <w:tblCellSpacing w:w="15" w:type="dxa"/>
         </w:trPr>
         <w:tc>
@@ -2609,6 +2637,7 @@
     </w:p>
     <w:p>
       <w:r>
+        <w:lastRenderedPageBreak/>
         <w:t xml:space="preserve">Optimizasyon sonuçları ilginç bir bulguyu ortaya çıkarmıştır. </w:t>
       </w:r>
       <w:proofErr w:type="spellStart"/>
@@ -2617,11 +2646,7 @@
       </w:r>
       <w:proofErr w:type="spellEnd"/>
       <w:r>
-        <w:t xml:space="preserve"> modelinde optimizasyon, fabrika ayarlarıyla birebir aynı (MAE: 15,535.73 $) sonucu </w:t>
-      </w:r>
-      <w:r>
-        <w:lastRenderedPageBreak/>
-        <w:t xml:space="preserve">vermiştir. Bu, </w:t>
+        <w:t xml:space="preserve"> modelinde optimizasyon, fabrika ayarlarıyla birebir aynı (MAE: 15,535.73 $) sonucu vermiştir. Bu, </w:t>
       </w:r>
       <w:proofErr w:type="spellStart"/>
       <w:r>
@@ -3093,24 +3118,16 @@
           <w:b/>
           <w:bCs/>
         </w:rPr>
-        <w:t>5. Sonuç ve Gelecek Çalışmalar</w:t>
+        <w:t>5.1. Dil ve Platform Kıyaslaması (Python vs. R)</w:t>
       </w:r>
     </w:p>
     <w:p>
       <w:r>
-        <w:t xml:space="preserve">Bu çalışma, </w:t>
-      </w:r>
-      <w:proofErr w:type="spellStart"/>
-      <w:r>
-        <w:t>Ames</w:t>
-      </w:r>
-      <w:proofErr w:type="spellEnd"/>
-      <w:r>
-        <w:t xml:space="preserve"> konut fiyatları veri seti için </w:t>
-      </w:r>
-      <w:proofErr w:type="spellStart"/>
-      <w:r>
-        <w:t>Gradient</w:t>
+        <w:t xml:space="preserve">Bu bölümde, her iki dilde elde edilen en iyi optimize edilmiş sonuçlar bir araya getirilerek analiz edilmiş ve projenin başlangıçtaki araştırma hedefleri tartışılmıştır. Her iki platformda da aynı veri seti, aynı </w:t>
+      </w:r>
+      <w:proofErr w:type="spellStart"/>
+      <w:r>
+        <w:t>random</w:t>
       </w:r>
       <w:proofErr w:type="spellEnd"/>
       <w:r>
@@ -3118,103 +3135,1209 @@
       </w:r>
       <w:proofErr w:type="spellStart"/>
       <w:r>
-        <w:t>Boosting</w:t>
-      </w:r>
-      <w:proofErr w:type="spellEnd"/>
-      <w:r>
-        <w:t xml:space="preserve"> </w:t>
-      </w:r>
-      <w:r>
-        <w:t xml:space="preserve">modelinin </w:t>
-      </w:r>
-      <w:r>
-        <w:t>fabrika ayarlarıyl</w:t>
-      </w:r>
-      <w:r>
-        <w:t xml:space="preserve">a diğer tüm modellere göre </w:t>
-      </w:r>
-      <w:r>
-        <w:t>en düşük hata payını (MAE: 15,535$) ve en yüksek açıklama gücünü (R²: 0.9135) sunduğunu</w:t>
-      </w:r>
-      <w:r>
-        <w:t xml:space="preserve">, </w:t>
-      </w:r>
-      <w:r>
-        <w:t>optimize edilmiş halde</w:t>
-      </w:r>
-      <w:r>
-        <w:t xml:space="preserve"> ise </w:t>
-      </w:r>
-      <w:proofErr w:type="spellStart"/>
-      <w:r>
-        <w:t>XGBoost</w:t>
-      </w:r>
-      <w:proofErr w:type="spellEnd"/>
-      <w:r>
-        <w:t xml:space="preserve"> modelinin</w:t>
-      </w:r>
-      <w:r>
-        <w:t xml:space="preserve"> </w:t>
-      </w:r>
-      <w:r>
-        <w:t xml:space="preserve">test edilen diğer tüm modellere kıyasla en düşük hata payını (MAE: </w:t>
-      </w:r>
-      <w:r>
-        <w:t xml:space="preserve">14,929.70 </w:t>
-      </w:r>
-      <w:proofErr w:type="gramStart"/>
-      <w:r>
-        <w:t>$</w:t>
-      </w:r>
-      <w:r>
-        <w:t>)</w:t>
-      </w:r>
-      <w:r>
-        <w:t>ve</w:t>
-      </w:r>
-      <w:proofErr w:type="gramEnd"/>
-      <w:r>
-        <w:t xml:space="preserve"> en yüksek açıklama gücünü (R²: 0.9</w:t>
-      </w:r>
-      <w:r>
-        <w:t>265</w:t>
-      </w:r>
-      <w:r>
-        <w:t>) sunduğunu göstermiştir.</w:t>
+        <w:t>state</w:t>
+      </w:r>
+      <w:proofErr w:type="spellEnd"/>
+      <w:r>
+        <w:t xml:space="preserve"> ve aynı ön işleme adımlarından geçirilmiştir.</w:t>
+      </w:r>
+    </w:p>
+    <w:p/>
+    <w:p/>
+    <w:p/>
+    <w:p/>
+    <w:p/>
+    <w:p/>
+    <w:p>
+      <w:r>
+        <w:rPr>
+          <w:b/>
+          <w:bCs/>
+        </w:rPr>
+        <w:lastRenderedPageBreak/>
+        <w:t>Tablo 3</w:t>
+      </w:r>
+      <w:r>
+        <w:t>: Python ve R Platformlarında Optimize Edilmiş Modellerin Kıyaslaması</w:t>
+      </w:r>
+    </w:p>
+    <w:tbl>
+      <w:tblPr>
+        <w:tblW w:w="0" w:type="auto"/>
+        <w:tblCellSpacing w:w="15" w:type="dxa"/>
+        <w:tblCellMar>
+          <w:left w:w="0" w:type="dxa"/>
+          <w:right w:w="0" w:type="dxa"/>
+        </w:tblCellMar>
+        <w:tblLook w:val="04A0" w:firstRow="1" w:lastRow="0" w:firstColumn="1" w:lastColumn="0" w:noHBand="0" w:noVBand="1"/>
+      </w:tblPr>
+      <w:tblGrid>
+        <w:gridCol w:w="2119"/>
+        <w:gridCol w:w="1947"/>
+        <w:gridCol w:w="2171"/>
+        <w:gridCol w:w="1563"/>
+        <w:gridCol w:w="1256"/>
+      </w:tblGrid>
+      <w:tr>
+        <w:trPr>
+          <w:tblHeader/>
+          <w:tblCellSpacing w:w="15" w:type="dxa"/>
+        </w:trPr>
+        <w:tc>
+          <w:tcPr>
+            <w:tcW w:w="0" w:type="auto"/>
+            <w:tcBorders>
+              <w:top w:val="single" w:sz="6" w:space="0" w:color="auto"/>
+              <w:left w:val="single" w:sz="6" w:space="0" w:color="auto"/>
+              <w:bottom w:val="single" w:sz="6" w:space="0" w:color="auto"/>
+              <w:right w:val="single" w:sz="6" w:space="0" w:color="auto"/>
+            </w:tcBorders>
+            <w:tcMar>
+              <w:top w:w="120" w:type="dxa"/>
+              <w:left w:w="180" w:type="dxa"/>
+              <w:bottom w:w="120" w:type="dxa"/>
+              <w:right w:w="180" w:type="dxa"/>
+            </w:tcMar>
+            <w:vAlign w:val="center"/>
+            <w:hideMark/>
+          </w:tcPr>
+          <w:p>
+            <w:r>
+              <w:rPr>
+                <w:b/>
+                <w:bCs/>
+              </w:rPr>
+              <w:t>Model Ailesi</w:t>
+            </w:r>
+          </w:p>
+        </w:tc>
+        <w:tc>
+          <w:tcPr>
+            <w:tcW w:w="0" w:type="auto"/>
+            <w:tcBorders>
+              <w:top w:val="single" w:sz="6" w:space="0" w:color="auto"/>
+              <w:left w:val="single" w:sz="6" w:space="0" w:color="auto"/>
+              <w:bottom w:val="single" w:sz="6" w:space="0" w:color="auto"/>
+              <w:right w:val="single" w:sz="6" w:space="0" w:color="auto"/>
+            </w:tcBorders>
+            <w:tcMar>
+              <w:top w:w="120" w:type="dxa"/>
+              <w:left w:w="180" w:type="dxa"/>
+              <w:bottom w:w="120" w:type="dxa"/>
+              <w:right w:w="180" w:type="dxa"/>
+            </w:tcMar>
+            <w:vAlign w:val="center"/>
+            <w:hideMark/>
+          </w:tcPr>
+          <w:p>
+            <w:r>
+              <w:rPr>
+                <w:b/>
+                <w:bCs/>
+              </w:rPr>
+              <w:t>Python (</w:t>
+            </w:r>
+            <w:proofErr w:type="spellStart"/>
+            <w:r>
+              <w:rPr>
+                <w:b/>
+                <w:bCs/>
+              </w:rPr>
+              <w:t>scikit-learn</w:t>
+            </w:r>
+            <w:proofErr w:type="spellEnd"/>
+            <w:r>
+              <w:rPr>
+                <w:b/>
+                <w:bCs/>
+              </w:rPr>
+              <w:t>) MAE</w:t>
+            </w:r>
+          </w:p>
+        </w:tc>
+        <w:tc>
+          <w:tcPr>
+            <w:tcW w:w="0" w:type="auto"/>
+            <w:tcBorders>
+              <w:top w:val="single" w:sz="6" w:space="0" w:color="auto"/>
+              <w:left w:val="single" w:sz="6" w:space="0" w:color="auto"/>
+              <w:bottom w:val="single" w:sz="6" w:space="0" w:color="auto"/>
+              <w:right w:val="single" w:sz="6" w:space="0" w:color="auto"/>
+            </w:tcBorders>
+            <w:tcMar>
+              <w:top w:w="120" w:type="dxa"/>
+              <w:left w:w="180" w:type="dxa"/>
+              <w:bottom w:w="120" w:type="dxa"/>
+              <w:right w:w="180" w:type="dxa"/>
+            </w:tcMar>
+            <w:vAlign w:val="center"/>
+            <w:hideMark/>
+          </w:tcPr>
+          <w:p>
+            <w:r>
+              <w:rPr>
+                <w:b/>
+                <w:bCs/>
+              </w:rPr>
+              <w:t>R (</w:t>
+            </w:r>
+            <w:proofErr w:type="spellStart"/>
+            <w:r>
+              <w:rPr>
+                <w:b/>
+                <w:bCs/>
+              </w:rPr>
+              <w:t>caret</w:t>
+            </w:r>
+            <w:proofErr w:type="spellEnd"/>
+            <w:r>
+              <w:rPr>
+                <w:b/>
+                <w:bCs/>
+              </w:rPr>
+              <w:t>/</w:t>
+            </w:r>
+            <w:proofErr w:type="spellStart"/>
+            <w:r>
+              <w:rPr>
+                <w:b/>
+                <w:bCs/>
+              </w:rPr>
+              <w:t>native</w:t>
+            </w:r>
+            <w:proofErr w:type="spellEnd"/>
+            <w:r>
+              <w:rPr>
+                <w:b/>
+                <w:bCs/>
+              </w:rPr>
+              <w:t>) MAE</w:t>
+            </w:r>
+          </w:p>
+        </w:tc>
+        <w:tc>
+          <w:tcPr>
+            <w:tcW w:w="0" w:type="auto"/>
+            <w:tcBorders>
+              <w:top w:val="single" w:sz="6" w:space="0" w:color="auto"/>
+              <w:left w:val="single" w:sz="6" w:space="0" w:color="auto"/>
+              <w:bottom w:val="single" w:sz="6" w:space="0" w:color="auto"/>
+              <w:right w:val="single" w:sz="6" w:space="0" w:color="auto"/>
+            </w:tcBorders>
+            <w:tcMar>
+              <w:top w:w="120" w:type="dxa"/>
+              <w:left w:w="180" w:type="dxa"/>
+              <w:bottom w:w="120" w:type="dxa"/>
+              <w:right w:w="180" w:type="dxa"/>
+            </w:tcMar>
+            <w:vAlign w:val="center"/>
+            <w:hideMark/>
+          </w:tcPr>
+          <w:p>
+            <w:r>
+              <w:rPr>
+                <w:b/>
+                <w:bCs/>
+              </w:rPr>
+              <w:t>Python R² Skoru</w:t>
+            </w:r>
+          </w:p>
+        </w:tc>
+        <w:tc>
+          <w:tcPr>
+            <w:tcW w:w="0" w:type="auto"/>
+            <w:tcBorders>
+              <w:top w:val="single" w:sz="6" w:space="0" w:color="auto"/>
+              <w:left w:val="single" w:sz="6" w:space="0" w:color="auto"/>
+              <w:bottom w:val="single" w:sz="6" w:space="0" w:color="auto"/>
+              <w:right w:val="single" w:sz="6" w:space="0" w:color="auto"/>
+            </w:tcBorders>
+            <w:tcMar>
+              <w:top w:w="120" w:type="dxa"/>
+              <w:left w:w="180" w:type="dxa"/>
+              <w:bottom w:w="120" w:type="dxa"/>
+              <w:right w:w="180" w:type="dxa"/>
+            </w:tcMar>
+            <w:vAlign w:val="center"/>
+            <w:hideMark/>
+          </w:tcPr>
+          <w:p>
+            <w:r>
+              <w:rPr>
+                <w:b/>
+                <w:bCs/>
+              </w:rPr>
+              <w:t>R R² Skoru</w:t>
+            </w:r>
+          </w:p>
+        </w:tc>
+      </w:tr>
+      <w:tr>
+        <w:trPr>
+          <w:tblCellSpacing w:w="15" w:type="dxa"/>
+        </w:trPr>
+        <w:tc>
+          <w:tcPr>
+            <w:tcW w:w="0" w:type="auto"/>
+            <w:tcBorders>
+              <w:top w:val="single" w:sz="6" w:space="0" w:color="auto"/>
+              <w:left w:val="single" w:sz="6" w:space="0" w:color="auto"/>
+              <w:bottom w:val="single" w:sz="6" w:space="0" w:color="auto"/>
+              <w:right w:val="single" w:sz="6" w:space="0" w:color="auto"/>
+            </w:tcBorders>
+            <w:tcMar>
+              <w:top w:w="120" w:type="dxa"/>
+              <w:left w:w="180" w:type="dxa"/>
+              <w:bottom w:w="120" w:type="dxa"/>
+              <w:right w:w="180" w:type="dxa"/>
+            </w:tcMar>
+            <w:vAlign w:val="center"/>
+            <w:hideMark/>
+          </w:tcPr>
+          <w:p>
+            <w:proofErr w:type="spellStart"/>
+            <w:r>
+              <w:rPr>
+                <w:b/>
+                <w:bCs/>
+              </w:rPr>
+              <w:t>XGBoost</w:t>
+            </w:r>
+            <w:proofErr w:type="spellEnd"/>
+          </w:p>
+        </w:tc>
+        <w:tc>
+          <w:tcPr>
+            <w:tcW w:w="0" w:type="auto"/>
+            <w:tcBorders>
+              <w:top w:val="single" w:sz="6" w:space="0" w:color="auto"/>
+              <w:left w:val="single" w:sz="6" w:space="0" w:color="auto"/>
+              <w:bottom w:val="single" w:sz="6" w:space="0" w:color="auto"/>
+              <w:right w:val="single" w:sz="6" w:space="0" w:color="auto"/>
+            </w:tcBorders>
+            <w:tcMar>
+              <w:top w:w="120" w:type="dxa"/>
+              <w:left w:w="180" w:type="dxa"/>
+              <w:bottom w:w="120" w:type="dxa"/>
+              <w:right w:w="180" w:type="dxa"/>
+            </w:tcMar>
+            <w:vAlign w:val="center"/>
+            <w:hideMark/>
+          </w:tcPr>
+          <w:p>
+            <w:r>
+              <w:rPr>
+                <w:b/>
+                <w:bCs/>
+              </w:rPr>
+              <w:t>14,929 $</w:t>
+            </w:r>
+          </w:p>
+        </w:tc>
+        <w:tc>
+          <w:tcPr>
+            <w:tcW w:w="0" w:type="auto"/>
+            <w:tcBorders>
+              <w:top w:val="single" w:sz="6" w:space="0" w:color="auto"/>
+              <w:left w:val="single" w:sz="6" w:space="0" w:color="auto"/>
+              <w:bottom w:val="single" w:sz="6" w:space="0" w:color="auto"/>
+              <w:right w:val="single" w:sz="6" w:space="0" w:color="auto"/>
+            </w:tcBorders>
+            <w:tcMar>
+              <w:top w:w="120" w:type="dxa"/>
+              <w:left w:w="180" w:type="dxa"/>
+              <w:bottom w:w="120" w:type="dxa"/>
+              <w:right w:w="180" w:type="dxa"/>
+            </w:tcMar>
+            <w:vAlign w:val="center"/>
+            <w:hideMark/>
+          </w:tcPr>
+          <w:p>
+            <w:r>
+              <w:rPr>
+                <w:b/>
+                <w:bCs/>
+              </w:rPr>
+              <w:t>14,252 $</w:t>
+            </w:r>
+          </w:p>
+        </w:tc>
+        <w:tc>
+          <w:tcPr>
+            <w:tcW w:w="0" w:type="auto"/>
+            <w:tcBorders>
+              <w:top w:val="single" w:sz="6" w:space="0" w:color="auto"/>
+              <w:left w:val="single" w:sz="6" w:space="0" w:color="auto"/>
+              <w:bottom w:val="single" w:sz="6" w:space="0" w:color="auto"/>
+              <w:right w:val="single" w:sz="6" w:space="0" w:color="auto"/>
+            </w:tcBorders>
+            <w:tcMar>
+              <w:top w:w="120" w:type="dxa"/>
+              <w:left w:w="180" w:type="dxa"/>
+              <w:bottom w:w="120" w:type="dxa"/>
+              <w:right w:w="180" w:type="dxa"/>
+            </w:tcMar>
+            <w:vAlign w:val="center"/>
+            <w:hideMark/>
+          </w:tcPr>
+          <w:p>
+            <w:r>
+              <w:rPr>
+                <w:b/>
+                <w:bCs/>
+              </w:rPr>
+              <w:t>0.9262</w:t>
+            </w:r>
+          </w:p>
+        </w:tc>
+        <w:tc>
+          <w:tcPr>
+            <w:tcW w:w="0" w:type="auto"/>
+            <w:tcBorders>
+              <w:top w:val="single" w:sz="6" w:space="0" w:color="auto"/>
+              <w:left w:val="single" w:sz="6" w:space="0" w:color="auto"/>
+              <w:bottom w:val="single" w:sz="6" w:space="0" w:color="auto"/>
+              <w:right w:val="single" w:sz="6" w:space="0" w:color="auto"/>
+            </w:tcBorders>
+            <w:tcMar>
+              <w:top w:w="120" w:type="dxa"/>
+              <w:left w:w="180" w:type="dxa"/>
+              <w:bottom w:w="120" w:type="dxa"/>
+              <w:right w:w="180" w:type="dxa"/>
+            </w:tcMar>
+            <w:vAlign w:val="center"/>
+            <w:hideMark/>
+          </w:tcPr>
+          <w:p>
+            <w:r>
+              <w:rPr>
+                <w:b/>
+                <w:bCs/>
+              </w:rPr>
+              <w:t>0.897</w:t>
+            </w:r>
+          </w:p>
+        </w:tc>
+      </w:tr>
+      <w:tr>
+        <w:trPr>
+          <w:tblCellSpacing w:w="15" w:type="dxa"/>
+        </w:trPr>
+        <w:tc>
+          <w:tcPr>
+            <w:tcW w:w="0" w:type="auto"/>
+            <w:tcBorders>
+              <w:top w:val="single" w:sz="6" w:space="0" w:color="auto"/>
+              <w:left w:val="single" w:sz="6" w:space="0" w:color="auto"/>
+              <w:bottom w:val="single" w:sz="6" w:space="0" w:color="auto"/>
+              <w:right w:val="single" w:sz="6" w:space="0" w:color="auto"/>
+            </w:tcBorders>
+            <w:tcMar>
+              <w:top w:w="120" w:type="dxa"/>
+              <w:left w:w="180" w:type="dxa"/>
+              <w:bottom w:w="120" w:type="dxa"/>
+              <w:right w:w="180" w:type="dxa"/>
+            </w:tcMar>
+            <w:vAlign w:val="center"/>
+            <w:hideMark/>
+          </w:tcPr>
+          <w:p>
+            <w:proofErr w:type="spellStart"/>
+            <w:r>
+              <w:t>Gradient</w:t>
+            </w:r>
+            <w:proofErr w:type="spellEnd"/>
+            <w:r>
+              <w:t xml:space="preserve"> </w:t>
+            </w:r>
+            <w:proofErr w:type="spellStart"/>
+            <w:r>
+              <w:t>Boosting</w:t>
+            </w:r>
+            <w:proofErr w:type="spellEnd"/>
+            <w:r>
+              <w:t xml:space="preserve"> (GBM)</w:t>
+            </w:r>
+          </w:p>
+        </w:tc>
+        <w:tc>
+          <w:tcPr>
+            <w:tcW w:w="0" w:type="auto"/>
+            <w:tcBorders>
+              <w:top w:val="single" w:sz="6" w:space="0" w:color="auto"/>
+              <w:left w:val="single" w:sz="6" w:space="0" w:color="auto"/>
+              <w:bottom w:val="single" w:sz="6" w:space="0" w:color="auto"/>
+              <w:right w:val="single" w:sz="6" w:space="0" w:color="auto"/>
+            </w:tcBorders>
+            <w:tcMar>
+              <w:top w:w="120" w:type="dxa"/>
+              <w:left w:w="180" w:type="dxa"/>
+              <w:bottom w:w="120" w:type="dxa"/>
+              <w:right w:w="180" w:type="dxa"/>
+            </w:tcMar>
+            <w:vAlign w:val="center"/>
+            <w:hideMark/>
+          </w:tcPr>
+          <w:p>
+            <w:r>
+              <w:t>15,535 $</w:t>
+            </w:r>
+          </w:p>
+        </w:tc>
+        <w:tc>
+          <w:tcPr>
+            <w:tcW w:w="0" w:type="auto"/>
+            <w:tcBorders>
+              <w:top w:val="single" w:sz="6" w:space="0" w:color="auto"/>
+              <w:left w:val="single" w:sz="6" w:space="0" w:color="auto"/>
+              <w:bottom w:val="single" w:sz="6" w:space="0" w:color="auto"/>
+              <w:right w:val="single" w:sz="6" w:space="0" w:color="auto"/>
+            </w:tcBorders>
+            <w:tcMar>
+              <w:top w:w="120" w:type="dxa"/>
+              <w:left w:w="180" w:type="dxa"/>
+              <w:bottom w:w="120" w:type="dxa"/>
+              <w:right w:w="180" w:type="dxa"/>
+            </w:tcMar>
+            <w:vAlign w:val="center"/>
+            <w:hideMark/>
+          </w:tcPr>
+          <w:p>
+            <w:r>
+              <w:t>15,980$</w:t>
+            </w:r>
+          </w:p>
+        </w:tc>
+        <w:tc>
+          <w:tcPr>
+            <w:tcW w:w="0" w:type="auto"/>
+            <w:tcBorders>
+              <w:top w:val="single" w:sz="6" w:space="0" w:color="auto"/>
+              <w:left w:val="single" w:sz="6" w:space="0" w:color="auto"/>
+              <w:bottom w:val="single" w:sz="6" w:space="0" w:color="auto"/>
+              <w:right w:val="single" w:sz="6" w:space="0" w:color="auto"/>
+            </w:tcBorders>
+            <w:tcMar>
+              <w:top w:w="120" w:type="dxa"/>
+              <w:left w:w="180" w:type="dxa"/>
+              <w:bottom w:w="120" w:type="dxa"/>
+              <w:right w:w="180" w:type="dxa"/>
+            </w:tcMar>
+            <w:vAlign w:val="center"/>
+            <w:hideMark/>
+          </w:tcPr>
+          <w:p>
+            <w:r>
+              <w:t>0.9135</w:t>
+            </w:r>
+          </w:p>
+        </w:tc>
+        <w:tc>
+          <w:tcPr>
+            <w:tcW w:w="0" w:type="auto"/>
+            <w:tcBorders>
+              <w:top w:val="single" w:sz="6" w:space="0" w:color="auto"/>
+              <w:left w:val="single" w:sz="6" w:space="0" w:color="auto"/>
+              <w:bottom w:val="single" w:sz="6" w:space="0" w:color="auto"/>
+              <w:right w:val="single" w:sz="6" w:space="0" w:color="auto"/>
+            </w:tcBorders>
+            <w:tcMar>
+              <w:top w:w="120" w:type="dxa"/>
+              <w:left w:w="180" w:type="dxa"/>
+              <w:bottom w:w="120" w:type="dxa"/>
+              <w:right w:w="180" w:type="dxa"/>
+            </w:tcMar>
+            <w:vAlign w:val="center"/>
+            <w:hideMark/>
+          </w:tcPr>
+          <w:p>
+            <w:r>
+              <w:t>0.887</w:t>
+            </w:r>
+          </w:p>
+        </w:tc>
+      </w:tr>
+      <w:tr>
+        <w:trPr>
+          <w:tblCellSpacing w:w="15" w:type="dxa"/>
+        </w:trPr>
+        <w:tc>
+          <w:tcPr>
+            <w:tcW w:w="0" w:type="auto"/>
+            <w:tcBorders>
+              <w:top w:val="single" w:sz="6" w:space="0" w:color="auto"/>
+              <w:left w:val="single" w:sz="6" w:space="0" w:color="auto"/>
+              <w:bottom w:val="single" w:sz="6" w:space="0" w:color="auto"/>
+              <w:right w:val="single" w:sz="6" w:space="0" w:color="auto"/>
+            </w:tcBorders>
+            <w:tcMar>
+              <w:top w:w="120" w:type="dxa"/>
+              <w:left w:w="180" w:type="dxa"/>
+              <w:bottom w:w="120" w:type="dxa"/>
+              <w:right w:w="180" w:type="dxa"/>
+            </w:tcMar>
+            <w:vAlign w:val="center"/>
+            <w:hideMark/>
+          </w:tcPr>
+          <w:p>
+            <w:proofErr w:type="spellStart"/>
+            <w:r>
+              <w:t>Random</w:t>
+            </w:r>
+            <w:proofErr w:type="spellEnd"/>
+            <w:r>
+              <w:t xml:space="preserve"> </w:t>
+            </w:r>
+            <w:proofErr w:type="spellStart"/>
+            <w:r>
+              <w:t>Forest</w:t>
+            </w:r>
+            <w:proofErr w:type="spellEnd"/>
+          </w:p>
+        </w:tc>
+        <w:tc>
+          <w:tcPr>
+            <w:tcW w:w="0" w:type="auto"/>
+            <w:tcBorders>
+              <w:top w:val="single" w:sz="6" w:space="0" w:color="auto"/>
+              <w:left w:val="single" w:sz="6" w:space="0" w:color="auto"/>
+              <w:bottom w:val="single" w:sz="6" w:space="0" w:color="auto"/>
+              <w:right w:val="single" w:sz="6" w:space="0" w:color="auto"/>
+            </w:tcBorders>
+            <w:tcMar>
+              <w:top w:w="120" w:type="dxa"/>
+              <w:left w:w="180" w:type="dxa"/>
+              <w:bottom w:w="120" w:type="dxa"/>
+              <w:right w:w="180" w:type="dxa"/>
+            </w:tcMar>
+            <w:vAlign w:val="center"/>
+            <w:hideMark/>
+          </w:tcPr>
+          <w:p>
+            <w:r>
+              <w:t>17,644 $</w:t>
+            </w:r>
+          </w:p>
+        </w:tc>
+        <w:tc>
+          <w:tcPr>
+            <w:tcW w:w="0" w:type="auto"/>
+            <w:tcBorders>
+              <w:top w:val="single" w:sz="6" w:space="0" w:color="auto"/>
+              <w:left w:val="single" w:sz="6" w:space="0" w:color="auto"/>
+              <w:bottom w:val="single" w:sz="6" w:space="0" w:color="auto"/>
+              <w:right w:val="single" w:sz="6" w:space="0" w:color="auto"/>
+            </w:tcBorders>
+            <w:tcMar>
+              <w:top w:w="120" w:type="dxa"/>
+              <w:left w:w="180" w:type="dxa"/>
+              <w:bottom w:w="120" w:type="dxa"/>
+              <w:right w:w="180" w:type="dxa"/>
+            </w:tcMar>
+            <w:vAlign w:val="center"/>
+            <w:hideMark/>
+          </w:tcPr>
+          <w:p>
+            <w:r>
+              <w:t>15,846$</w:t>
+            </w:r>
+          </w:p>
+        </w:tc>
+        <w:tc>
+          <w:tcPr>
+            <w:tcW w:w="0" w:type="auto"/>
+            <w:tcBorders>
+              <w:top w:val="single" w:sz="6" w:space="0" w:color="auto"/>
+              <w:left w:val="single" w:sz="6" w:space="0" w:color="auto"/>
+              <w:bottom w:val="single" w:sz="6" w:space="0" w:color="auto"/>
+              <w:right w:val="single" w:sz="6" w:space="0" w:color="auto"/>
+            </w:tcBorders>
+            <w:tcMar>
+              <w:top w:w="120" w:type="dxa"/>
+              <w:left w:w="180" w:type="dxa"/>
+              <w:bottom w:w="120" w:type="dxa"/>
+              <w:right w:w="180" w:type="dxa"/>
+            </w:tcMar>
+            <w:vAlign w:val="center"/>
+            <w:hideMark/>
+          </w:tcPr>
+          <w:p>
+            <w:r>
+              <w:t>0.8923</w:t>
+            </w:r>
+          </w:p>
+        </w:tc>
+        <w:tc>
+          <w:tcPr>
+            <w:tcW w:w="0" w:type="auto"/>
+            <w:tcBorders>
+              <w:top w:val="single" w:sz="6" w:space="0" w:color="auto"/>
+              <w:left w:val="single" w:sz="6" w:space="0" w:color="auto"/>
+              <w:bottom w:val="single" w:sz="6" w:space="0" w:color="auto"/>
+              <w:right w:val="single" w:sz="6" w:space="0" w:color="auto"/>
+            </w:tcBorders>
+            <w:tcMar>
+              <w:top w:w="120" w:type="dxa"/>
+              <w:left w:w="180" w:type="dxa"/>
+              <w:bottom w:w="120" w:type="dxa"/>
+              <w:right w:w="180" w:type="dxa"/>
+            </w:tcMar>
+            <w:vAlign w:val="center"/>
+            <w:hideMark/>
+          </w:tcPr>
+          <w:p>
+            <w:r>
+              <w:t>0.885</w:t>
+            </w:r>
+          </w:p>
+        </w:tc>
+      </w:tr>
+      <w:tr>
+        <w:trPr>
+          <w:tblCellSpacing w:w="15" w:type="dxa"/>
+        </w:trPr>
+        <w:tc>
+          <w:tcPr>
+            <w:tcW w:w="0" w:type="auto"/>
+            <w:tcBorders>
+              <w:top w:val="single" w:sz="6" w:space="0" w:color="auto"/>
+              <w:left w:val="single" w:sz="6" w:space="0" w:color="auto"/>
+              <w:bottom w:val="single" w:sz="6" w:space="0" w:color="auto"/>
+              <w:right w:val="single" w:sz="6" w:space="0" w:color="auto"/>
+            </w:tcBorders>
+            <w:tcMar>
+              <w:top w:w="120" w:type="dxa"/>
+              <w:left w:w="180" w:type="dxa"/>
+              <w:bottom w:w="120" w:type="dxa"/>
+              <w:right w:w="180" w:type="dxa"/>
+            </w:tcMar>
+            <w:vAlign w:val="center"/>
+            <w:hideMark/>
+          </w:tcPr>
+          <w:p>
+            <w:proofErr w:type="spellStart"/>
+            <w:r>
+              <w:t>LightGBM</w:t>
+            </w:r>
+            <w:proofErr w:type="spellEnd"/>
+          </w:p>
+        </w:tc>
+        <w:tc>
+          <w:tcPr>
+            <w:tcW w:w="0" w:type="auto"/>
+            <w:tcBorders>
+              <w:top w:val="single" w:sz="6" w:space="0" w:color="auto"/>
+              <w:left w:val="single" w:sz="6" w:space="0" w:color="auto"/>
+              <w:bottom w:val="single" w:sz="6" w:space="0" w:color="auto"/>
+              <w:right w:val="single" w:sz="6" w:space="0" w:color="auto"/>
+            </w:tcBorders>
+            <w:tcMar>
+              <w:top w:w="120" w:type="dxa"/>
+              <w:left w:w="180" w:type="dxa"/>
+              <w:bottom w:w="120" w:type="dxa"/>
+              <w:right w:w="180" w:type="dxa"/>
+            </w:tcMar>
+            <w:vAlign w:val="center"/>
+            <w:hideMark/>
+          </w:tcPr>
+          <w:p>
+            <w:r>
+              <w:t>16,376 $</w:t>
+            </w:r>
+          </w:p>
+        </w:tc>
+        <w:tc>
+          <w:tcPr>
+            <w:tcW w:w="0" w:type="auto"/>
+            <w:tcBorders>
+              <w:top w:val="single" w:sz="6" w:space="0" w:color="auto"/>
+              <w:left w:val="single" w:sz="6" w:space="0" w:color="auto"/>
+              <w:bottom w:val="single" w:sz="6" w:space="0" w:color="auto"/>
+              <w:right w:val="single" w:sz="6" w:space="0" w:color="auto"/>
+            </w:tcBorders>
+            <w:tcMar>
+              <w:top w:w="120" w:type="dxa"/>
+              <w:left w:w="180" w:type="dxa"/>
+              <w:bottom w:w="120" w:type="dxa"/>
+              <w:right w:w="180" w:type="dxa"/>
+            </w:tcMar>
+            <w:vAlign w:val="center"/>
+            <w:hideMark/>
+          </w:tcPr>
+          <w:p>
+            <w:r>
+              <w:t>17,315$</w:t>
+            </w:r>
+          </w:p>
+        </w:tc>
+        <w:tc>
+          <w:tcPr>
+            <w:tcW w:w="0" w:type="auto"/>
+            <w:tcBorders>
+              <w:top w:val="single" w:sz="6" w:space="0" w:color="auto"/>
+              <w:left w:val="single" w:sz="6" w:space="0" w:color="auto"/>
+              <w:bottom w:val="single" w:sz="6" w:space="0" w:color="auto"/>
+              <w:right w:val="single" w:sz="6" w:space="0" w:color="auto"/>
+            </w:tcBorders>
+            <w:tcMar>
+              <w:top w:w="120" w:type="dxa"/>
+              <w:left w:w="180" w:type="dxa"/>
+              <w:bottom w:w="120" w:type="dxa"/>
+              <w:right w:w="180" w:type="dxa"/>
+            </w:tcMar>
+            <w:vAlign w:val="center"/>
+            <w:hideMark/>
+          </w:tcPr>
+          <w:p>
+            <w:r>
+              <w:t>0.8992</w:t>
+            </w:r>
+          </w:p>
+        </w:tc>
+        <w:tc>
+          <w:tcPr>
+            <w:tcW w:w="0" w:type="auto"/>
+            <w:tcBorders>
+              <w:top w:val="single" w:sz="6" w:space="0" w:color="auto"/>
+              <w:left w:val="single" w:sz="6" w:space="0" w:color="auto"/>
+              <w:bottom w:val="single" w:sz="6" w:space="0" w:color="auto"/>
+              <w:right w:val="single" w:sz="6" w:space="0" w:color="auto"/>
+            </w:tcBorders>
+            <w:tcMar>
+              <w:top w:w="120" w:type="dxa"/>
+              <w:left w:w="180" w:type="dxa"/>
+              <w:bottom w:w="120" w:type="dxa"/>
+              <w:right w:w="180" w:type="dxa"/>
+            </w:tcMar>
+            <w:vAlign w:val="center"/>
+            <w:hideMark/>
+          </w:tcPr>
+          <w:p>
+            <w:r>
+              <w:t>0.859</w:t>
+            </w:r>
+          </w:p>
+        </w:tc>
+      </w:tr>
+      <w:tr>
+        <w:trPr>
+          <w:tblCellSpacing w:w="15" w:type="dxa"/>
+        </w:trPr>
+        <w:tc>
+          <w:tcPr>
+            <w:tcW w:w="0" w:type="auto"/>
+            <w:tcBorders>
+              <w:top w:val="single" w:sz="6" w:space="0" w:color="auto"/>
+              <w:left w:val="single" w:sz="6" w:space="0" w:color="auto"/>
+              <w:bottom w:val="single" w:sz="6" w:space="0" w:color="auto"/>
+              <w:right w:val="single" w:sz="6" w:space="0" w:color="auto"/>
+            </w:tcBorders>
+            <w:tcMar>
+              <w:top w:w="120" w:type="dxa"/>
+              <w:left w:w="180" w:type="dxa"/>
+              <w:bottom w:w="120" w:type="dxa"/>
+              <w:right w:w="180" w:type="dxa"/>
+            </w:tcMar>
+            <w:vAlign w:val="center"/>
+            <w:hideMark/>
+          </w:tcPr>
+          <w:p>
+            <w:proofErr w:type="spellStart"/>
+            <w:r>
+              <w:t>Linear</w:t>
+            </w:r>
+            <w:proofErr w:type="spellEnd"/>
+            <w:r>
+              <w:t xml:space="preserve"> </w:t>
+            </w:r>
+            <w:proofErr w:type="spellStart"/>
+            <w:r>
+              <w:t>Regression</w:t>
+            </w:r>
+            <w:proofErr w:type="spellEnd"/>
+          </w:p>
+        </w:tc>
+        <w:tc>
+          <w:tcPr>
+            <w:tcW w:w="0" w:type="auto"/>
+            <w:tcBorders>
+              <w:top w:val="single" w:sz="6" w:space="0" w:color="auto"/>
+              <w:left w:val="single" w:sz="6" w:space="0" w:color="auto"/>
+              <w:bottom w:val="single" w:sz="6" w:space="0" w:color="auto"/>
+              <w:right w:val="single" w:sz="6" w:space="0" w:color="auto"/>
+            </w:tcBorders>
+            <w:tcMar>
+              <w:top w:w="120" w:type="dxa"/>
+              <w:left w:w="180" w:type="dxa"/>
+              <w:bottom w:w="120" w:type="dxa"/>
+              <w:right w:w="180" w:type="dxa"/>
+            </w:tcMar>
+            <w:vAlign w:val="center"/>
+            <w:hideMark/>
+          </w:tcPr>
+          <w:p>
+            <w:r>
+              <w:t>18,377 $</w:t>
+            </w:r>
+          </w:p>
+        </w:tc>
+        <w:tc>
+          <w:tcPr>
+            <w:tcW w:w="0" w:type="auto"/>
+            <w:tcBorders>
+              <w:top w:val="single" w:sz="6" w:space="0" w:color="auto"/>
+              <w:left w:val="single" w:sz="6" w:space="0" w:color="auto"/>
+              <w:bottom w:val="single" w:sz="6" w:space="0" w:color="auto"/>
+              <w:right w:val="single" w:sz="6" w:space="0" w:color="auto"/>
+            </w:tcBorders>
+            <w:tcMar>
+              <w:top w:w="120" w:type="dxa"/>
+              <w:left w:w="180" w:type="dxa"/>
+              <w:bottom w:w="120" w:type="dxa"/>
+              <w:right w:w="180" w:type="dxa"/>
+            </w:tcMar>
+            <w:vAlign w:val="center"/>
+            <w:hideMark/>
+          </w:tcPr>
+          <w:p>
+            <w:r>
+              <w:t>17,565$</w:t>
+            </w:r>
+          </w:p>
+        </w:tc>
+        <w:tc>
+          <w:tcPr>
+            <w:tcW w:w="0" w:type="auto"/>
+            <w:tcBorders>
+              <w:top w:val="single" w:sz="6" w:space="0" w:color="auto"/>
+              <w:left w:val="single" w:sz="6" w:space="0" w:color="auto"/>
+              <w:bottom w:val="single" w:sz="6" w:space="0" w:color="auto"/>
+              <w:right w:val="single" w:sz="6" w:space="0" w:color="auto"/>
+            </w:tcBorders>
+            <w:tcMar>
+              <w:top w:w="120" w:type="dxa"/>
+              <w:left w:w="180" w:type="dxa"/>
+              <w:bottom w:w="120" w:type="dxa"/>
+              <w:right w:w="180" w:type="dxa"/>
+            </w:tcMar>
+            <w:vAlign w:val="center"/>
+            <w:hideMark/>
+          </w:tcPr>
+          <w:p>
+            <w:r>
+              <w:t>0.8852</w:t>
+            </w:r>
+          </w:p>
+        </w:tc>
+        <w:tc>
+          <w:tcPr>
+            <w:tcW w:w="0" w:type="auto"/>
+            <w:tcBorders>
+              <w:top w:val="single" w:sz="6" w:space="0" w:color="auto"/>
+              <w:left w:val="single" w:sz="6" w:space="0" w:color="auto"/>
+              <w:bottom w:val="single" w:sz="6" w:space="0" w:color="auto"/>
+              <w:right w:val="single" w:sz="6" w:space="0" w:color="auto"/>
+            </w:tcBorders>
+            <w:tcMar>
+              <w:top w:w="120" w:type="dxa"/>
+              <w:left w:w="180" w:type="dxa"/>
+              <w:bottom w:w="120" w:type="dxa"/>
+              <w:right w:w="180" w:type="dxa"/>
+            </w:tcMar>
+            <w:vAlign w:val="center"/>
+            <w:hideMark/>
+          </w:tcPr>
+          <w:p>
+            <w:r>
+              <w:t>0.881</w:t>
+            </w:r>
+          </w:p>
+        </w:tc>
+      </w:tr>
+    </w:tbl>
+    <w:p/>
+    <w:p>
+      <w:pPr>
+        <w:rPr>
+          <w:b/>
+          <w:bCs/>
+        </w:rPr>
+      </w:pPr>
+      <w:r>
+        <w:rPr>
+          <w:b/>
+          <w:bCs/>
+        </w:rPr>
+        <w:t>5.2. Kritik Bulgular ve Tartışma</w:t>
       </w:r>
     </w:p>
     <w:p>
-      <w:r>
-        <w:t>En iyi modelimizin bile, özellikle yüksek fiyatlı evlerde hata yapma eğiliminde olduğu Hata Dağılım Grafiği (Grafik 2) ile tespit edilmiştir. Gelecekteki çalışmalarda, bu yanlılığı düzeltmek için pahalı evlerden daha fazla veri toplanması veya bu evlerin özelliklerine (</w:t>
-      </w:r>
-      <w:proofErr w:type="spellStart"/>
-      <w:r>
-        <w:t>örn</w:t>
-      </w:r>
-      <w:proofErr w:type="spellEnd"/>
-      <w:r>
-        <w:t>: havuz, lüks detaylar) yönelik özel bir özellik mühendisliği (</w:t>
-      </w:r>
-      <w:proofErr w:type="spellStart"/>
-      <w:r>
-        <w:t>TotalSF</w:t>
-      </w:r>
-      <w:proofErr w:type="spellEnd"/>
-      <w:r>
-        <w:t xml:space="preserve"> veya </w:t>
-      </w:r>
-      <w:proofErr w:type="spellStart"/>
-      <w:r>
-        <w:t>HouseAge</w:t>
-      </w:r>
-      <w:proofErr w:type="spellEnd"/>
-      <w:r>
-        <w:t xml:space="preserve"> gibi yeni ipuçları yaratılması) yapılması önerilmektedir.</w:t>
+      <w:pPr>
+        <w:numPr>
+          <w:ilvl w:val="0"/>
+          <w:numId w:val="7"/>
+        </w:numPr>
+      </w:pPr>
+      <w:proofErr w:type="spellStart"/>
+      <w:r>
+        <w:rPr>
+          <w:b/>
+          <w:bCs/>
+        </w:rPr>
+        <w:t>XGBoost'un</w:t>
+      </w:r>
+      <w:proofErr w:type="spellEnd"/>
+      <w:r>
+        <w:rPr>
+          <w:b/>
+          <w:bCs/>
+        </w:rPr>
+        <w:t xml:space="preserve"> </w:t>
+      </w:r>
+      <w:proofErr w:type="spellStart"/>
+      <w:r>
+        <w:rPr>
+          <w:b/>
+          <w:bCs/>
+        </w:rPr>
+        <w:t>R'da</w:t>
+      </w:r>
+      <w:proofErr w:type="spellEnd"/>
+      <w:r>
+        <w:rPr>
+          <w:b/>
+          <w:bCs/>
+        </w:rPr>
+        <w:t xml:space="preserve"> Üstünlüğü:</w:t>
+      </w:r>
+      <w:r>
+        <w:t xml:space="preserve"> Tablo 3'te görüldüğü üzere, en düşük hata (en yüksek performans) </w:t>
+      </w:r>
+      <w:r>
+        <w:rPr>
+          <w:b/>
+          <w:bCs/>
+        </w:rPr>
+        <w:t>R platformu</w:t>
+      </w:r>
+      <w:r>
+        <w:t xml:space="preserve"> ile eğitilen </w:t>
+      </w:r>
+      <w:proofErr w:type="spellStart"/>
+      <w:r>
+        <w:t>XGBoost</w:t>
+      </w:r>
+      <w:proofErr w:type="spellEnd"/>
+      <w:r>
+        <w:t xml:space="preserve"> modelinde elde edilmiştir (14,252 $ MAE). Bu, </w:t>
+      </w:r>
+      <w:proofErr w:type="spellStart"/>
+      <w:r>
+        <w:t>XGBoost'un</w:t>
+      </w:r>
+      <w:proofErr w:type="spellEnd"/>
+      <w:r>
+        <w:t xml:space="preserve"> </w:t>
+      </w:r>
+      <w:proofErr w:type="spellStart"/>
+      <w:r>
+        <w:t>R'daki</w:t>
+      </w:r>
+      <w:proofErr w:type="spellEnd"/>
+      <w:r>
+        <w:t xml:space="preserve"> kütüphanesinin (özellikle </w:t>
+      </w:r>
+      <w:proofErr w:type="spellStart"/>
+      <w:r>
+        <w:t>nrounds</w:t>
+      </w:r>
+      <w:proofErr w:type="spellEnd"/>
+      <w:r>
+        <w:t xml:space="preserve"> ve </w:t>
+      </w:r>
+      <w:proofErr w:type="spellStart"/>
+      <w:r>
+        <w:t>eta</w:t>
+      </w:r>
+      <w:proofErr w:type="spellEnd"/>
+      <w:r>
+        <w:t xml:space="preserve"> gibi ayarların) bu spesifik veri setinde Python'dakinden daha iyi bir optimizasyon yolu bulduğunu göstermektedir.</w:t>
       </w:r>
     </w:p>
     <w:p>
-      <w:r>
-        <w:t>Sonraki adım, bu Python (</w:t>
+      <w:pPr>
+        <w:numPr>
+          <w:ilvl w:val="0"/>
+          <w:numId w:val="7"/>
+        </w:numPr>
+      </w:pPr>
+      <w:proofErr w:type="spellStart"/>
+      <w:r>
+        <w:rPr>
+          <w:b/>
+          <w:bCs/>
+        </w:rPr>
+        <w:t>R'ın</w:t>
+      </w:r>
+      <w:proofErr w:type="spellEnd"/>
+      <w:r>
+        <w:rPr>
+          <w:b/>
+          <w:bCs/>
+        </w:rPr>
+        <w:t xml:space="preserve"> Genel Üstünlüğü (</w:t>
+      </w:r>
+      <w:proofErr w:type="spellStart"/>
+      <w:r>
+        <w:rPr>
+          <w:b/>
+          <w:bCs/>
+        </w:rPr>
+        <w:t>MAE'de</w:t>
+      </w:r>
+      <w:proofErr w:type="spellEnd"/>
+      <w:r>
+        <w:rPr>
+          <w:b/>
+          <w:bCs/>
+        </w:rPr>
+        <w:t>):</w:t>
+      </w:r>
+      <w:r>
+        <w:t xml:space="preserve"> Gözlemlerimiz, </w:t>
+      </w:r>
+      <w:proofErr w:type="spellStart"/>
+      <w:r>
+        <w:t>XGBoost</w:t>
+      </w:r>
+      <w:proofErr w:type="spellEnd"/>
+      <w:r>
+        <w:t xml:space="preserve"> ve </w:t>
+      </w:r>
+      <w:proofErr w:type="spellStart"/>
+      <w:r>
+        <w:t>Random</w:t>
+      </w:r>
+      <w:proofErr w:type="spellEnd"/>
+      <w:r>
+        <w:t xml:space="preserve"> </w:t>
+      </w:r>
+      <w:proofErr w:type="spellStart"/>
+      <w:r>
+        <w:t>Forest</w:t>
+      </w:r>
+      <w:proofErr w:type="spellEnd"/>
+      <w:r>
+        <w:t xml:space="preserve"> gibi modellerde </w:t>
+      </w:r>
+      <w:r>
+        <w:rPr>
+          <w:b/>
+          <w:bCs/>
+        </w:rPr>
+        <w:t>R platformunun tutarlı bir şekilde daha düşük MAE</w:t>
+      </w:r>
+      <w:r>
+        <w:t xml:space="preserve"> (daha az hata) verdiğini ortaya koymuştur (</w:t>
+      </w:r>
+      <w:proofErr w:type="spellStart"/>
+      <w:r>
+        <w:t>Örn</w:t>
+      </w:r>
+      <w:proofErr w:type="spellEnd"/>
+      <w:r>
+        <w:t xml:space="preserve">: </w:t>
+      </w:r>
+      <w:proofErr w:type="spellStart"/>
+      <w:r>
+        <w:t>Random</w:t>
+      </w:r>
+      <w:proofErr w:type="spellEnd"/>
+      <w:r>
+        <w:t xml:space="preserve"> </w:t>
+      </w:r>
+      <w:proofErr w:type="spellStart"/>
+      <w:r>
+        <w:t>Forest'ta</w:t>
+      </w:r>
+      <w:proofErr w:type="spellEnd"/>
+      <w:r>
+        <w:t xml:space="preserve"> 17,644 $vs. 15,846$). Bu, </w:t>
+      </w:r>
+      <w:proofErr w:type="spellStart"/>
+      <w:r>
+        <w:t>R'ın</w:t>
+      </w:r>
+      <w:proofErr w:type="spellEnd"/>
+      <w:r>
+        <w:t xml:space="preserve"> temel algoritmalarının bu veri setindeki aykırı değerlere karşı Python'dan daha dayanıklı olduğunu veya veri işleme süreçlerinin modelin beklentisine daha iyi cevap verdiğini gösterir.</w:t>
+      </w:r>
+    </w:p>
+    <w:p>
+      <w:pPr>
+        <w:numPr>
+          <w:ilvl w:val="0"/>
+          <w:numId w:val="7"/>
+        </w:numPr>
+      </w:pPr>
+      <w:proofErr w:type="spellStart"/>
+      <w:r>
+        <w:rPr>
+          <w:b/>
+          <w:bCs/>
+        </w:rPr>
+        <w:t>Python'ın</w:t>
+      </w:r>
+      <w:proofErr w:type="spellEnd"/>
+      <w:r>
+        <w:rPr>
+          <w:b/>
+          <w:bCs/>
+        </w:rPr>
+        <w:t xml:space="preserve"> R² Üstünlüğü:</w:t>
+      </w:r>
+      <w:r>
+        <w:t xml:space="preserve"> İlginç bir şekilde, Python'daki modellerin tamamı (LR hariç) R² skorunda daha yüksek kalmıştır (</w:t>
+      </w:r>
+      <w:proofErr w:type="spellStart"/>
+      <w:r>
+        <w:t>Örn</w:t>
+      </w:r>
+      <w:proofErr w:type="spellEnd"/>
+      <w:r>
+        <w:t xml:space="preserve">: </w:t>
+      </w:r>
+      <w:proofErr w:type="spellStart"/>
+      <w:r>
+        <w:t>XGBoost'ta</w:t>
+      </w:r>
+      <w:proofErr w:type="spellEnd"/>
+      <w:r>
+        <w:t xml:space="preserve"> </w:t>
+      </w:r>
+      <w:proofErr w:type="gramStart"/>
+      <w:r>
+        <w:t>%92.62</w:t>
+      </w:r>
+      <w:proofErr w:type="gramEnd"/>
+      <w:r>
+        <w:t xml:space="preserve"> </w:t>
+      </w:r>
+      <w:proofErr w:type="spellStart"/>
+      <w:r>
+        <w:t>vs</w:t>
+      </w:r>
+      <w:proofErr w:type="spellEnd"/>
+      <w:r>
+        <w:t xml:space="preserve"> </w:t>
+      </w:r>
+      <w:proofErr w:type="gramStart"/>
+      <w:r>
+        <w:t>%89.7</w:t>
+      </w:r>
+      <w:proofErr w:type="gramEnd"/>
+      <w:r>
+        <w:t xml:space="preserve">). Bu, kritik bir bulgudur. Bu durum, Python modelinin hataları daha büyük olsa bile, fiyatlardaki genel değişkenliği daha iyi yakaladığı anlamına gelebilir. Bu farklılık, Python'daki </w:t>
       </w:r>
       <w:proofErr w:type="spellStart"/>
       <w:r>
@@ -3222,23 +4345,567 @@
       </w:r>
       <w:proofErr w:type="spellEnd"/>
       <w:r>
-        <w:t xml:space="preserve">) tabanlı bulguları, R ve </w:t>
-      </w:r>
-      <w:proofErr w:type="spellStart"/>
-      <w:r>
-        <w:t>Weka</w:t>
-      </w:r>
-      <w:proofErr w:type="spellEnd"/>
-      <w:r>
-        <w:t xml:space="preserve"> platformlarındaki test sonuçlarıyla karşılaştırarak, </w:t>
-      </w:r>
-      <w:r>
-        <w:t>en iyi modeli bulmaya çalışmaktır.</w:t>
+        <w:t xml:space="preserve"> ve </w:t>
+      </w:r>
+      <w:proofErr w:type="spellStart"/>
+      <w:r>
+        <w:t>R'daki</w:t>
+      </w:r>
+      <w:proofErr w:type="spellEnd"/>
+      <w:r>
+        <w:t xml:space="preserve"> </w:t>
+      </w:r>
+      <w:proofErr w:type="spellStart"/>
+      <w:r>
+        <w:t>caret</w:t>
+      </w:r>
+      <w:proofErr w:type="spellEnd"/>
+      <w:r>
+        <w:t xml:space="preserve"> kütüphanelerinin metrikleri hesaplarken veya rastgelelik tohumlarını kullanırken başlattığı küçük farklılıklardan kaynaklanır.</w:t>
       </w:r>
     </w:p>
+    <w:p/>
+    <w:p/>
+    <w:p>
+      <w:r>
+        <w:t xml:space="preserve">Grafik X: </w:t>
+      </w:r>
+      <w:proofErr w:type="spellStart"/>
+      <w:r>
+        <w:t>XGBoost</w:t>
+      </w:r>
+      <w:proofErr w:type="spellEnd"/>
+      <w:r>
+        <w:t xml:space="preserve"> Modelinde Platformların Kıyaslaması (MAE ve R²)</w:t>
+      </w:r>
+    </w:p>
+    <w:p>
+      <w:r>
+        <w:rPr>
+          <w:noProof/>
+        </w:rPr>
+        <w:drawing>
+          <wp:inline distT="0" distB="0" distL="0" distR="0" wp14:anchorId="46F7DA5F" wp14:editId="3ADC8F7F">
+            <wp:extent cx="5760720" cy="2950210"/>
+            <wp:effectExtent l="0" t="0" r="0" b="2540"/>
+            <wp:docPr id="424012819" name="Resim 5" descr="metin, ekran görüntüsü, diyagram, sayı, numara içeren bir resim&#10;&#10;Yapay zeka tarafından oluşturulmuş içerik yanlış olabilir."/>
+            <wp:cNvGraphicFramePr>
+              <a:graphicFrameLocks xmlns:a="http://schemas.openxmlformats.org/drawingml/2006/main" noChangeAspect="1"/>
+            </wp:cNvGraphicFramePr>
+            <a:graphic xmlns:a="http://schemas.openxmlformats.org/drawingml/2006/main">
+              <a:graphicData uri="http://schemas.openxmlformats.org/drawingml/2006/picture">
+                <pic:pic xmlns:pic="http://schemas.openxmlformats.org/drawingml/2006/picture">
+                  <pic:nvPicPr>
+                    <pic:cNvPr id="424012819" name="Resim 5" descr="metin, ekran görüntüsü, diyagram, sayı, numara içeren bir resim&#10;&#10;Yapay zeka tarafından oluşturulmuş içerik yanlış olabilir."/>
+                    <pic:cNvPicPr/>
+                  </pic:nvPicPr>
+                  <pic:blipFill>
+                    <a:blip r:embed="rId8" cstate="print">
+                      <a:extLst>
+                        <a:ext uri="{28A0092B-C50C-407E-A947-70E740481C1C}">
+                          <a14:useLocalDpi xmlns:a14="http://schemas.microsoft.com/office/drawing/2010/main" val="0"/>
+                        </a:ext>
+                      </a:extLst>
+                    </a:blip>
+                    <a:stretch>
+                      <a:fillRect/>
+                    </a:stretch>
+                  </pic:blipFill>
+                  <pic:spPr>
+                    <a:xfrm>
+                      <a:off x="0" y="0"/>
+                      <a:ext cx="5760720" cy="2950210"/>
+                    </a:xfrm>
+                    <a:prstGeom prst="rect">
+                      <a:avLst/>
+                    </a:prstGeom>
+                  </pic:spPr>
+                </pic:pic>
+              </a:graphicData>
+            </a:graphic>
+          </wp:inline>
+        </w:drawing>
+      </w:r>
+    </w:p>
+    <w:p/>
+    <w:p/>
+    <w:p>
+      <w:r>
+        <w:rPr>
+          <w:b/>
+          <w:bCs/>
+        </w:rPr>
+        <w:t>Analiz:</w:t>
+      </w:r>
+      <w:r>
+        <w:t xml:space="preserve"> Grafikte görüldüğü gibi, R platformu </w:t>
+      </w:r>
+      <w:proofErr w:type="spellStart"/>
+      <w:r>
+        <w:t>MAE'de</w:t>
+      </w:r>
+      <w:proofErr w:type="spellEnd"/>
+      <w:r>
+        <w:t xml:space="preserve"> daha düşük bir çubuk gösterirken (daha az hata), Python R²'de daha uzun bir çubuk göstermektedir (daha yüksek açıklama gücü). Bu, dil seçiminin sadece sözdizimi değil, aynı zamanda </w:t>
+      </w:r>
+      <w:r>
+        <w:rPr>
+          <w:b/>
+          <w:bCs/>
+        </w:rPr>
+        <w:t>elde edilen nihai istatistiksel çıktıyı</w:t>
+      </w:r>
+      <w:r>
+        <w:t xml:space="preserve"> da etkilediğini somut olarak kanıtlamaktadır.</w:t>
+      </w:r>
+    </w:p>
+    <w:p/>
+    <w:p>
+      <w:pPr>
+        <w:rPr>
+          <w:b/>
+          <w:bCs/>
+        </w:rPr>
+      </w:pPr>
+      <w:r>
+        <w:rPr>
+          <w:b/>
+          <w:bCs/>
+        </w:rPr>
+        <w:t>6</w:t>
+      </w:r>
+      <w:r>
+        <w:rPr>
+          <w:b/>
+          <w:bCs/>
+        </w:rPr>
+        <w:t>. Sonuç ve Gelecek Çalışmalar</w:t>
+      </w:r>
+    </w:p>
+    <w:p>
+      <w:pPr>
+        <w:rPr>
+          <w:b/>
+          <w:bCs/>
+        </w:rPr>
+      </w:pPr>
+      <w:r>
+        <w:t>Bu çalışma, makine öğrenmesi algoritmalarının ev fiyatı tahmini gibi karmaşık regresyon problemlerinde ne kadar etkili olduğunu göstermiştir.</w:t>
+      </w:r>
+      <w:r>
+        <w:t xml:space="preserve"> </w:t>
+      </w:r>
+      <w:proofErr w:type="spellStart"/>
+      <w:r>
+        <w:t>Ames</w:t>
+      </w:r>
+      <w:proofErr w:type="spellEnd"/>
+      <w:r>
+        <w:t xml:space="preserve"> konut fiyatları veri seti için </w:t>
+      </w:r>
+      <w:proofErr w:type="spellStart"/>
+      <w:r>
+        <w:t>Gradient</w:t>
+      </w:r>
+      <w:proofErr w:type="spellEnd"/>
+      <w:r>
+        <w:t xml:space="preserve"> </w:t>
+      </w:r>
+      <w:proofErr w:type="spellStart"/>
+      <w:r>
+        <w:t>Boosting</w:t>
+      </w:r>
+      <w:proofErr w:type="spellEnd"/>
+      <w:r>
+        <w:t xml:space="preserve"> </w:t>
+      </w:r>
+      <w:r>
+        <w:t xml:space="preserve">modelinin </w:t>
+      </w:r>
+      <w:r>
+        <w:t>fabrika ayarlarıyl</w:t>
+      </w:r>
+      <w:r>
+        <w:t xml:space="preserve">a diğer tüm modellere göre </w:t>
+      </w:r>
+      <w:r>
+        <w:t>en düşük hata payını (MAE: 15,535$) ve en yüksek açıklama gücünü (R²: 0.9135) sunduğunu</w:t>
+      </w:r>
+      <w:r>
+        <w:t xml:space="preserve">, </w:t>
+      </w:r>
+      <w:r>
+        <w:t>optimize edilmiş halde</w:t>
+      </w:r>
+      <w:r>
+        <w:t xml:space="preserve"> ise </w:t>
+      </w:r>
+      <w:proofErr w:type="spellStart"/>
+      <w:r>
+        <w:rPr>
+          <w:b/>
+          <w:bCs/>
+        </w:rPr>
+        <w:t>XGBoost</w:t>
+      </w:r>
+      <w:proofErr w:type="spellEnd"/>
+      <w:r>
+        <w:t xml:space="preserve"> modelinin</w:t>
+      </w:r>
+      <w:r>
+        <w:t xml:space="preserve"> test edilen diğer tüm modellere kıyasla en düşük hata payını (MAE: </w:t>
+      </w:r>
+      <w:r>
+        <w:t xml:space="preserve">14,929.70 </w:t>
+      </w:r>
+      <w:proofErr w:type="gramStart"/>
+      <w:r>
+        <w:t>$</w:t>
+      </w:r>
+      <w:r>
+        <w:t>)</w:t>
+      </w:r>
+      <w:r>
+        <w:t>ve</w:t>
+      </w:r>
+      <w:proofErr w:type="gramEnd"/>
+      <w:r>
+        <w:t xml:space="preserve"> en yüksek açıklama gücünü (R²: 0.9</w:t>
+      </w:r>
+      <w:r>
+        <w:t>265</w:t>
+      </w:r>
+      <w:r>
+        <w:t>) sunduğunu göstermiştir.</w:t>
+      </w:r>
+    </w:p>
+    <w:p>
+      <w:r>
+        <w:t>En iyi modelimizin bile, özellikle yüksek fiyatlı evlerde hata yapma eğiliminde olduğu Hata Dağılım Grafiği (Grafik 2) ile tespit edilmiştir. Gelecekteki çalışmalarda, bu yanlılığı düzeltmek için pahalı evlerden daha fazla veri toplanması veya bu evlerin özelliklerine (</w:t>
+      </w:r>
+      <w:proofErr w:type="spellStart"/>
+      <w:r>
+        <w:t>örn</w:t>
+      </w:r>
+      <w:proofErr w:type="spellEnd"/>
+      <w:r>
+        <w:t>: havuz, lüks detaylar) yönelik özel bir özellik mühendisliği (</w:t>
+      </w:r>
+      <w:proofErr w:type="spellStart"/>
+      <w:r>
+        <w:t>TotalSF</w:t>
+      </w:r>
+      <w:proofErr w:type="spellEnd"/>
+      <w:r>
+        <w:t xml:space="preserve"> veya </w:t>
+      </w:r>
+      <w:proofErr w:type="spellStart"/>
+      <w:r>
+        <w:t>HouseAge</w:t>
+      </w:r>
+      <w:proofErr w:type="spellEnd"/>
+      <w:r>
+        <w:t xml:space="preserve"> gibi yeni ipuçları yaratılması) yapılması önerilmektedir.</w:t>
+      </w:r>
+    </w:p>
+    <w:p/>
+    <w:p/>
+    <w:p/>
+    <w:p/>
+    <w:p>
+      <w:r>
+        <w:rPr>
+          <w:b/>
+          <w:bCs/>
+        </w:rPr>
+        <w:t>6.  Ar</w:t>
+      </w:r>
+      <w:r>
+        <w:rPr>
+          <w:b/>
+          <w:bCs/>
+        </w:rPr>
+        <w:t xml:space="preserve">aştırma </w:t>
+      </w:r>
+      <w:r>
+        <w:rPr>
+          <w:b/>
+          <w:bCs/>
+        </w:rPr>
+        <w:t>Analiz</w:t>
+      </w:r>
+      <w:r>
+        <w:rPr>
+          <w:b/>
+          <w:bCs/>
+        </w:rPr>
+        <w:t>i</w:t>
+      </w:r>
+    </w:p>
+    <w:p>
+      <w:pPr>
+        <w:numPr>
+          <w:ilvl w:val="0"/>
+          <w:numId w:val="8"/>
+        </w:numPr>
+      </w:pPr>
+      <w:r>
+        <w:rPr>
+          <w:b/>
+          <w:bCs/>
+        </w:rPr>
+        <w:t>En İyi Performans:</w:t>
+      </w:r>
+      <w:r>
+        <w:t xml:space="preserve"> Optimize edilmiş modeller arasında en düşük hata (en iyi performans), </w:t>
+      </w:r>
+      <w:r>
+        <w:rPr>
+          <w:b/>
+          <w:bCs/>
+        </w:rPr>
+        <w:t xml:space="preserve">R platformunda eğitilen </w:t>
+      </w:r>
+      <w:proofErr w:type="spellStart"/>
+      <w:r>
+        <w:rPr>
+          <w:b/>
+          <w:bCs/>
+        </w:rPr>
+        <w:t>XGBoost</w:t>
+      </w:r>
+      <w:proofErr w:type="spellEnd"/>
+      <w:r>
+        <w:rPr>
+          <w:b/>
+          <w:bCs/>
+        </w:rPr>
+        <w:t xml:space="preserve"> modeli</w:t>
+      </w:r>
+      <w:r>
+        <w:t xml:space="preserve"> (MAE: 14,252 $) ile elde edilmiştir. Bu, </w:t>
+      </w:r>
+      <w:proofErr w:type="spellStart"/>
+      <w:r>
+        <w:t>XGBoost'un</w:t>
+      </w:r>
+      <w:proofErr w:type="spellEnd"/>
+      <w:r>
+        <w:t xml:space="preserve"> endüstri lideri performansını bir kez daha kanıtlamıştır.</w:t>
+      </w:r>
+    </w:p>
+    <w:p>
+      <w:pPr>
+        <w:numPr>
+          <w:ilvl w:val="0"/>
+          <w:numId w:val="8"/>
+        </w:numPr>
+      </w:pPr>
+      <w:r>
+        <w:rPr>
+          <w:b/>
+          <w:bCs/>
+        </w:rPr>
+        <w:t>Platform Karşılaştırması:</w:t>
+      </w:r>
+      <w:r>
+        <w:t xml:space="preserve"> Çalışmamızın en kritik bulgusu, </w:t>
+      </w:r>
+      <w:r>
+        <w:rPr>
+          <w:b/>
+          <w:bCs/>
+        </w:rPr>
+        <w:t>aynı algoritmanın (</w:t>
+      </w:r>
+      <w:proofErr w:type="spellStart"/>
+      <w:r>
+        <w:rPr>
+          <w:b/>
+          <w:bCs/>
+        </w:rPr>
+        <w:t>XGBoost</w:t>
+      </w:r>
+      <w:proofErr w:type="spellEnd"/>
+      <w:r>
+        <w:rPr>
+          <w:b/>
+          <w:bCs/>
+        </w:rPr>
+        <w:t>), farklı dillerde (Python ve R) farklı optimize ayarlar ve çekirdekler kullandığı için farklı sonuçlar vermesidir.</w:t>
+      </w:r>
+      <w:r>
+        <w:t xml:space="preserve"> </w:t>
+      </w:r>
+      <w:proofErr w:type="spellStart"/>
+      <w:r>
+        <w:t>R'da</w:t>
+      </w:r>
+      <w:proofErr w:type="spellEnd"/>
+      <w:r>
+        <w:t xml:space="preserve"> eğitilen model, Python'dan </w:t>
+      </w:r>
+      <w:r>
+        <w:rPr>
+          <w:b/>
+          <w:bCs/>
+        </w:rPr>
+        <w:t>677 $</w:t>
+      </w:r>
+      <w:r>
+        <w:t xml:space="preserve"> daha düşük bir hata payı elde etmiştir. Bu, veri bilimi projelerinde sadece algoritmayı değil, aynı zamanda kullanılan </w:t>
+      </w:r>
+      <w:r>
+        <w:rPr>
+          <w:b/>
+          <w:bCs/>
+        </w:rPr>
+        <w:t>platformun altyapısını</w:t>
+      </w:r>
+      <w:r>
+        <w:t xml:space="preserve"> da kıyaslamanın gerekliliğini göstermektedir.</w:t>
+      </w:r>
+    </w:p>
+    <w:p>
+      <w:pPr>
+        <w:numPr>
+          <w:ilvl w:val="0"/>
+          <w:numId w:val="8"/>
+        </w:numPr>
+      </w:pPr>
+      <w:r>
+        <w:rPr>
+          <w:b/>
+          <w:bCs/>
+        </w:rPr>
+        <w:t>Hata Sabitliği:</w:t>
+      </w:r>
+      <w:r>
+        <w:t xml:space="preserve"> Geleneksel ağaç tabanlı modellerde (</w:t>
+      </w:r>
+      <w:proofErr w:type="spellStart"/>
+      <w:r>
+        <w:t>Random</w:t>
+      </w:r>
+      <w:proofErr w:type="spellEnd"/>
+      <w:r>
+        <w:t xml:space="preserve"> </w:t>
+      </w:r>
+      <w:proofErr w:type="spellStart"/>
+      <w:r>
+        <w:t>Forest</w:t>
+      </w:r>
+      <w:proofErr w:type="spellEnd"/>
+      <w:r>
+        <w:t xml:space="preserve">), </w:t>
+      </w:r>
+      <w:proofErr w:type="spellStart"/>
+      <w:r>
+        <w:t>R'ın</w:t>
+      </w:r>
+      <w:proofErr w:type="spellEnd"/>
+      <w:r>
+        <w:t xml:space="preserve"> </w:t>
+      </w:r>
+      <w:proofErr w:type="spellStart"/>
+      <w:r>
+        <w:t>MAE'yi</w:t>
+      </w:r>
+      <w:proofErr w:type="spellEnd"/>
+      <w:r>
+        <w:t xml:space="preserve"> Python'dan </w:t>
+      </w:r>
+      <w:r>
+        <w:rPr>
+          <w:b/>
+          <w:bCs/>
+        </w:rPr>
+        <w:t>1,798 $</w:t>
+      </w:r>
+      <w:r>
+        <w:t xml:space="preserve"> daha fazla düşürmesi de yine platformlar arasındaki varsayılan farklılıkları ve optimizasyon etkinliğini desteklemektedir.</w:t>
+      </w:r>
+    </w:p>
+    <w:p/>
+    <w:p/>
+    <w:p>
+      <w:pPr>
+        <w:rPr>
+          <w:b/>
+          <w:bCs/>
+        </w:rPr>
+      </w:pPr>
+      <w:r>
+        <w:rPr>
+          <w:b/>
+          <w:bCs/>
+        </w:rPr>
+        <w:t>7</w:t>
+      </w:r>
+      <w:r>
+        <w:rPr>
+          <w:b/>
+          <w:bCs/>
+        </w:rPr>
+        <w:t xml:space="preserve">. </w:t>
+      </w:r>
+      <w:r>
+        <w:rPr>
+          <w:b/>
+          <w:bCs/>
+        </w:rPr>
+        <w:t>Sonuç</w:t>
+      </w:r>
+      <w:r>
+        <w:rPr>
+          <w:b/>
+          <w:bCs/>
+        </w:rPr>
+        <w:t xml:space="preserve"> ve Gelecek Çalışmalar</w:t>
+      </w:r>
+    </w:p>
+    <w:p>
+      <w:r>
+        <w:t>Bu çalışma sonucunda, projenin ilk hedeflerine ulaşılmış ve en iyi model belirlenmiştir. Ancak, Hata Dağılım Grafiği (Grafik 2), modelin 300.000 $ üzerindeki yüksek fiyatlı evleri tahmin etmekte tutarlı bir şekilde zorlandığını göstermiştir.</w:t>
+      </w:r>
+      <w:r>
+        <w:t xml:space="preserve"> </w:t>
+      </w:r>
+      <w:r>
+        <w:t>Gelecekteki çalışmalarda, bu yanlılığı düzeltmek için pahalı evlerden daha fazla veri toplanması veya bu evlerin özelliklerine (</w:t>
+      </w:r>
+      <w:proofErr w:type="spellStart"/>
+      <w:r>
+        <w:t>örn</w:t>
+      </w:r>
+      <w:proofErr w:type="spellEnd"/>
+      <w:r>
+        <w:t>: havuz, lüks detaylar) yönelik özel bir özellik mühendisliği (</w:t>
+      </w:r>
+      <w:proofErr w:type="spellStart"/>
+      <w:r>
+        <w:t>TotalSF</w:t>
+      </w:r>
+      <w:proofErr w:type="spellEnd"/>
+      <w:r>
+        <w:t xml:space="preserve"> veya </w:t>
+      </w:r>
+      <w:proofErr w:type="spellStart"/>
+      <w:r>
+        <w:t>HouseAge</w:t>
+      </w:r>
+      <w:proofErr w:type="spellEnd"/>
+      <w:r>
+        <w:t xml:space="preserve"> gibi yeni ipuçları yaratılması) yapılması önerilmektedir.</w:t>
+      </w:r>
+    </w:p>
+    <w:p/>
+    <w:p/>
+    <w:p/>
+    <w:p/>
     <w:sectPr>
       <w:pgSz w:w="11906" w:h="16838"/>
-      <w:pgMar w:top="993" w:right="1417" w:bottom="993" w:left="1417" w:header="708" w:footer="708" w:gutter="0"/>
+      <w:pgMar w:top="993" w:right="1417" w:bottom="851" w:left="1417" w:header="708" w:footer="708" w:gutter="0"/>
       <w:cols w:space="708"/>
       <w:docGrid w:linePitch="360"/>
     </w:sectPr>
@@ -3251,7 +4918,7 @@
   <w:abstractNum w:abstractNumId="0" w15:restartNumberingAfterBreak="0">
     <w:nsid w:val="1F3445D9"/>
     <w:multiLevelType w:val="multilevel"/>
-    <w:tmpl w:val="D3D09348"/>
+    <w:tmpl w:val="6666F6DE"/>
     <w:lvl w:ilvl="0">
       <w:start w:val="1"/>
       <w:numFmt w:val="decimal"/>
@@ -3263,6 +4930,10 @@
         </w:tabs>
         <w:ind w:left="720" w:hanging="360"/>
       </w:pPr>
+      <w:rPr>
+        <w:b/>
+        <w:bCs/>
+      </w:rPr>
     </w:lvl>
     <w:lvl w:ilvl="1" w:tentative="1">
       <w:start w:val="1"/>
@@ -3362,6 +5033,119 @@
     </w:lvl>
   </w:abstractNum>
   <w:abstractNum w:abstractNumId="1" w15:restartNumberingAfterBreak="0">
+    <w:nsid w:val="268447AC"/>
+    <w:multiLevelType w:val="multilevel"/>
+    <w:tmpl w:val="CEDEA7FA"/>
+    <w:lvl w:ilvl="0">
+      <w:start w:val="1"/>
+      <w:numFmt w:val="decimal"/>
+      <w:lvlText w:val="%1."/>
+      <w:lvlJc w:val="left"/>
+      <w:pPr>
+        <w:tabs>
+          <w:tab w:val="num" w:pos="720"/>
+        </w:tabs>
+        <w:ind w:left="720" w:hanging="360"/>
+      </w:pPr>
+    </w:lvl>
+    <w:lvl w:ilvl="1" w:tentative="1">
+      <w:start w:val="1"/>
+      <w:numFmt w:val="decimal"/>
+      <w:lvlText w:val="%2."/>
+      <w:lvlJc w:val="left"/>
+      <w:pPr>
+        <w:tabs>
+          <w:tab w:val="num" w:pos="1440"/>
+        </w:tabs>
+        <w:ind w:left="1440" w:hanging="360"/>
+      </w:pPr>
+    </w:lvl>
+    <w:lvl w:ilvl="2" w:tentative="1">
+      <w:start w:val="1"/>
+      <w:numFmt w:val="decimal"/>
+      <w:lvlText w:val="%3."/>
+      <w:lvlJc w:val="left"/>
+      <w:pPr>
+        <w:tabs>
+          <w:tab w:val="num" w:pos="2160"/>
+        </w:tabs>
+        <w:ind w:left="2160" w:hanging="360"/>
+      </w:pPr>
+    </w:lvl>
+    <w:lvl w:ilvl="3" w:tentative="1">
+      <w:start w:val="1"/>
+      <w:numFmt w:val="decimal"/>
+      <w:lvlText w:val="%4."/>
+      <w:lvlJc w:val="left"/>
+      <w:pPr>
+        <w:tabs>
+          <w:tab w:val="num" w:pos="2880"/>
+        </w:tabs>
+        <w:ind w:left="2880" w:hanging="360"/>
+      </w:pPr>
+    </w:lvl>
+    <w:lvl w:ilvl="4" w:tentative="1">
+      <w:start w:val="1"/>
+      <w:numFmt w:val="decimal"/>
+      <w:lvlText w:val="%5."/>
+      <w:lvlJc w:val="left"/>
+      <w:pPr>
+        <w:tabs>
+          <w:tab w:val="num" w:pos="3600"/>
+        </w:tabs>
+        <w:ind w:left="3600" w:hanging="360"/>
+      </w:pPr>
+    </w:lvl>
+    <w:lvl w:ilvl="5" w:tentative="1">
+      <w:start w:val="1"/>
+      <w:numFmt w:val="decimal"/>
+      <w:lvlText w:val="%6."/>
+      <w:lvlJc w:val="left"/>
+      <w:pPr>
+        <w:tabs>
+          <w:tab w:val="num" w:pos="4320"/>
+        </w:tabs>
+        <w:ind w:left="4320" w:hanging="360"/>
+      </w:pPr>
+    </w:lvl>
+    <w:lvl w:ilvl="6" w:tentative="1">
+      <w:start w:val="1"/>
+      <w:numFmt w:val="decimal"/>
+      <w:lvlText w:val="%7."/>
+      <w:lvlJc w:val="left"/>
+      <w:pPr>
+        <w:tabs>
+          <w:tab w:val="num" w:pos="5040"/>
+        </w:tabs>
+        <w:ind w:left="5040" w:hanging="360"/>
+      </w:pPr>
+    </w:lvl>
+    <w:lvl w:ilvl="7" w:tentative="1">
+      <w:start w:val="1"/>
+      <w:numFmt w:val="decimal"/>
+      <w:lvlText w:val="%8."/>
+      <w:lvlJc w:val="left"/>
+      <w:pPr>
+        <w:tabs>
+          <w:tab w:val="num" w:pos="5760"/>
+        </w:tabs>
+        <w:ind w:left="5760" w:hanging="360"/>
+      </w:pPr>
+    </w:lvl>
+    <w:lvl w:ilvl="8" w:tentative="1">
+      <w:start w:val="1"/>
+      <w:numFmt w:val="decimal"/>
+      <w:lvlText w:val="%9."/>
+      <w:lvlJc w:val="left"/>
+      <w:pPr>
+        <w:tabs>
+          <w:tab w:val="num" w:pos="6480"/>
+        </w:tabs>
+        <w:ind w:left="6480" w:hanging="360"/>
+      </w:pPr>
+    </w:lvl>
+  </w:abstractNum>
+  <w:abstractNum w:abstractNumId="2" w15:restartNumberingAfterBreak="0">
     <w:nsid w:val="371134D9"/>
     <w:multiLevelType w:val="multilevel"/>
     <w:tmpl w:val="64987DCE"/>
@@ -3510,7 +5294,120 @@
       </w:rPr>
     </w:lvl>
   </w:abstractNum>
-  <w:abstractNum w:abstractNumId="2" w15:restartNumberingAfterBreak="0">
+  <w:abstractNum w:abstractNumId="3" w15:restartNumberingAfterBreak="0">
+    <w:nsid w:val="4B7761C8"/>
+    <w:multiLevelType w:val="multilevel"/>
+    <w:tmpl w:val="05889418"/>
+    <w:lvl w:ilvl="0">
+      <w:start w:val="1"/>
+      <w:numFmt w:val="decimal"/>
+      <w:lvlText w:val="%1."/>
+      <w:lvlJc w:val="left"/>
+      <w:pPr>
+        <w:tabs>
+          <w:tab w:val="num" w:pos="720"/>
+        </w:tabs>
+        <w:ind w:left="720" w:hanging="360"/>
+      </w:pPr>
+    </w:lvl>
+    <w:lvl w:ilvl="1" w:tentative="1">
+      <w:start w:val="1"/>
+      <w:numFmt w:val="decimal"/>
+      <w:lvlText w:val="%2."/>
+      <w:lvlJc w:val="left"/>
+      <w:pPr>
+        <w:tabs>
+          <w:tab w:val="num" w:pos="1440"/>
+        </w:tabs>
+        <w:ind w:left="1440" w:hanging="360"/>
+      </w:pPr>
+    </w:lvl>
+    <w:lvl w:ilvl="2" w:tentative="1">
+      <w:start w:val="1"/>
+      <w:numFmt w:val="decimal"/>
+      <w:lvlText w:val="%3."/>
+      <w:lvlJc w:val="left"/>
+      <w:pPr>
+        <w:tabs>
+          <w:tab w:val="num" w:pos="2160"/>
+        </w:tabs>
+        <w:ind w:left="2160" w:hanging="360"/>
+      </w:pPr>
+    </w:lvl>
+    <w:lvl w:ilvl="3" w:tentative="1">
+      <w:start w:val="1"/>
+      <w:numFmt w:val="decimal"/>
+      <w:lvlText w:val="%4."/>
+      <w:lvlJc w:val="left"/>
+      <w:pPr>
+        <w:tabs>
+          <w:tab w:val="num" w:pos="2880"/>
+        </w:tabs>
+        <w:ind w:left="2880" w:hanging="360"/>
+      </w:pPr>
+    </w:lvl>
+    <w:lvl w:ilvl="4" w:tentative="1">
+      <w:start w:val="1"/>
+      <w:numFmt w:val="decimal"/>
+      <w:lvlText w:val="%5."/>
+      <w:lvlJc w:val="left"/>
+      <w:pPr>
+        <w:tabs>
+          <w:tab w:val="num" w:pos="3600"/>
+        </w:tabs>
+        <w:ind w:left="3600" w:hanging="360"/>
+      </w:pPr>
+    </w:lvl>
+    <w:lvl w:ilvl="5" w:tentative="1">
+      <w:start w:val="1"/>
+      <w:numFmt w:val="decimal"/>
+      <w:lvlText w:val="%6."/>
+      <w:lvlJc w:val="left"/>
+      <w:pPr>
+        <w:tabs>
+          <w:tab w:val="num" w:pos="4320"/>
+        </w:tabs>
+        <w:ind w:left="4320" w:hanging="360"/>
+      </w:pPr>
+    </w:lvl>
+    <w:lvl w:ilvl="6" w:tentative="1">
+      <w:start w:val="1"/>
+      <w:numFmt w:val="decimal"/>
+      <w:lvlText w:val="%7."/>
+      <w:lvlJc w:val="left"/>
+      <w:pPr>
+        <w:tabs>
+          <w:tab w:val="num" w:pos="5040"/>
+        </w:tabs>
+        <w:ind w:left="5040" w:hanging="360"/>
+      </w:pPr>
+    </w:lvl>
+    <w:lvl w:ilvl="7" w:tentative="1">
+      <w:start w:val="1"/>
+      <w:numFmt w:val="decimal"/>
+      <w:lvlText w:val="%8."/>
+      <w:lvlJc w:val="left"/>
+      <w:pPr>
+        <w:tabs>
+          <w:tab w:val="num" w:pos="5760"/>
+        </w:tabs>
+        <w:ind w:left="5760" w:hanging="360"/>
+      </w:pPr>
+    </w:lvl>
+    <w:lvl w:ilvl="8" w:tentative="1">
+      <w:start w:val="1"/>
+      <w:numFmt w:val="decimal"/>
+      <w:lvlText w:val="%9."/>
+      <w:lvlJc w:val="left"/>
+      <w:pPr>
+        <w:tabs>
+          <w:tab w:val="num" w:pos="6480"/>
+        </w:tabs>
+        <w:ind w:left="6480" w:hanging="360"/>
+      </w:pPr>
+    </w:lvl>
+  </w:abstractNum>
+  <w:abstractNum w:abstractNumId="4" w15:restartNumberingAfterBreak="0">
     <w:nsid w:val="577C0B3F"/>
     <w:multiLevelType w:val="multilevel"/>
     <w:tmpl w:val="27D46C38"/>
@@ -3659,7 +5556,237 @@
       </w:rPr>
     </w:lvl>
   </w:abstractNum>
-  <w:abstractNum w:abstractNumId="3" w15:restartNumberingAfterBreak="0">
+  <w:abstractNum w:abstractNumId="5" w15:restartNumberingAfterBreak="0">
+    <w:nsid w:val="67F56BB7"/>
+    <w:multiLevelType w:val="multilevel"/>
+    <w:tmpl w:val="408A7A9E"/>
+    <w:lvl w:ilvl="0">
+      <w:start w:val="1"/>
+      <w:numFmt w:val="decimal"/>
+      <w:lvlText w:val="%1."/>
+      <w:lvlJc w:val="left"/>
+      <w:pPr>
+        <w:tabs>
+          <w:tab w:val="num" w:pos="720"/>
+        </w:tabs>
+        <w:ind w:left="720" w:hanging="360"/>
+      </w:pPr>
+    </w:lvl>
+    <w:lvl w:ilvl="1">
+      <w:start w:val="1"/>
+      <w:numFmt w:val="bullet"/>
+      <w:lvlText w:val="o"/>
+      <w:lvlJc w:val="left"/>
+      <w:pPr>
+        <w:tabs>
+          <w:tab w:val="num" w:pos="1440"/>
+        </w:tabs>
+        <w:ind w:left="1440" w:hanging="360"/>
+      </w:pPr>
+      <w:rPr>
+        <w:rFonts w:ascii="Courier New" w:hAnsi="Courier New" w:hint="default"/>
+        <w:sz w:val="20"/>
+      </w:rPr>
+    </w:lvl>
+    <w:lvl w:ilvl="2" w:tentative="1">
+      <w:start w:val="1"/>
+      <w:numFmt w:val="decimal"/>
+      <w:lvlText w:val="%3."/>
+      <w:lvlJc w:val="left"/>
+      <w:pPr>
+        <w:tabs>
+          <w:tab w:val="num" w:pos="2160"/>
+        </w:tabs>
+        <w:ind w:left="2160" w:hanging="360"/>
+      </w:pPr>
+    </w:lvl>
+    <w:lvl w:ilvl="3" w:tentative="1">
+      <w:start w:val="1"/>
+      <w:numFmt w:val="decimal"/>
+      <w:lvlText w:val="%4."/>
+      <w:lvlJc w:val="left"/>
+      <w:pPr>
+        <w:tabs>
+          <w:tab w:val="num" w:pos="2880"/>
+        </w:tabs>
+        <w:ind w:left="2880" w:hanging="360"/>
+      </w:pPr>
+    </w:lvl>
+    <w:lvl w:ilvl="4" w:tentative="1">
+      <w:start w:val="1"/>
+      <w:numFmt w:val="decimal"/>
+      <w:lvlText w:val="%5."/>
+      <w:lvlJc w:val="left"/>
+      <w:pPr>
+        <w:tabs>
+          <w:tab w:val="num" w:pos="3600"/>
+        </w:tabs>
+        <w:ind w:left="3600" w:hanging="360"/>
+      </w:pPr>
+    </w:lvl>
+    <w:lvl w:ilvl="5" w:tentative="1">
+      <w:start w:val="1"/>
+      <w:numFmt w:val="decimal"/>
+      <w:lvlText w:val="%6."/>
+      <w:lvlJc w:val="left"/>
+      <w:pPr>
+        <w:tabs>
+          <w:tab w:val="num" w:pos="4320"/>
+        </w:tabs>
+        <w:ind w:left="4320" w:hanging="360"/>
+      </w:pPr>
+    </w:lvl>
+    <w:lvl w:ilvl="6" w:tentative="1">
+      <w:start w:val="1"/>
+      <w:numFmt w:val="decimal"/>
+      <w:lvlText w:val="%7."/>
+      <w:lvlJc w:val="left"/>
+      <w:pPr>
+        <w:tabs>
+          <w:tab w:val="num" w:pos="5040"/>
+        </w:tabs>
+        <w:ind w:left="5040" w:hanging="360"/>
+      </w:pPr>
+    </w:lvl>
+    <w:lvl w:ilvl="7" w:tentative="1">
+      <w:start w:val="1"/>
+      <w:numFmt w:val="decimal"/>
+      <w:lvlText w:val="%8."/>
+      <w:lvlJc w:val="left"/>
+      <w:pPr>
+        <w:tabs>
+          <w:tab w:val="num" w:pos="5760"/>
+        </w:tabs>
+        <w:ind w:left="5760" w:hanging="360"/>
+      </w:pPr>
+    </w:lvl>
+    <w:lvl w:ilvl="8" w:tentative="1">
+      <w:start w:val="1"/>
+      <w:numFmt w:val="decimal"/>
+      <w:lvlText w:val="%9."/>
+      <w:lvlJc w:val="left"/>
+      <w:pPr>
+        <w:tabs>
+          <w:tab w:val="num" w:pos="6480"/>
+        </w:tabs>
+        <w:ind w:left="6480" w:hanging="360"/>
+      </w:pPr>
+    </w:lvl>
+  </w:abstractNum>
+  <w:abstractNum w:abstractNumId="6" w15:restartNumberingAfterBreak="0">
+    <w:nsid w:val="704A1CFC"/>
+    <w:multiLevelType w:val="multilevel"/>
+    <w:tmpl w:val="69683B84"/>
+    <w:lvl w:ilvl="0">
+      <w:start w:val="1"/>
+      <w:numFmt w:val="decimal"/>
+      <w:lvlText w:val="%1."/>
+      <w:lvlJc w:val="left"/>
+      <w:pPr>
+        <w:tabs>
+          <w:tab w:val="num" w:pos="720"/>
+        </w:tabs>
+        <w:ind w:left="720" w:hanging="360"/>
+      </w:pPr>
+    </w:lvl>
+    <w:lvl w:ilvl="1" w:tentative="1">
+      <w:start w:val="1"/>
+      <w:numFmt w:val="decimal"/>
+      <w:lvlText w:val="%2."/>
+      <w:lvlJc w:val="left"/>
+      <w:pPr>
+        <w:tabs>
+          <w:tab w:val="num" w:pos="1440"/>
+        </w:tabs>
+        <w:ind w:left="1440" w:hanging="360"/>
+      </w:pPr>
+    </w:lvl>
+    <w:lvl w:ilvl="2" w:tentative="1">
+      <w:start w:val="1"/>
+      <w:numFmt w:val="decimal"/>
+      <w:lvlText w:val="%3."/>
+      <w:lvlJc w:val="left"/>
+      <w:pPr>
+        <w:tabs>
+          <w:tab w:val="num" w:pos="2160"/>
+        </w:tabs>
+        <w:ind w:left="2160" w:hanging="360"/>
+      </w:pPr>
+    </w:lvl>
+    <w:lvl w:ilvl="3" w:tentative="1">
+      <w:start w:val="1"/>
+      <w:numFmt w:val="decimal"/>
+      <w:lvlText w:val="%4."/>
+      <w:lvlJc w:val="left"/>
+      <w:pPr>
+        <w:tabs>
+          <w:tab w:val="num" w:pos="2880"/>
+        </w:tabs>
+        <w:ind w:left="2880" w:hanging="360"/>
+      </w:pPr>
+    </w:lvl>
+    <w:lvl w:ilvl="4" w:tentative="1">
+      <w:start w:val="1"/>
+      <w:numFmt w:val="decimal"/>
+      <w:lvlText w:val="%5."/>
+      <w:lvlJc w:val="left"/>
+      <w:pPr>
+        <w:tabs>
+          <w:tab w:val="num" w:pos="3600"/>
+        </w:tabs>
+        <w:ind w:left="3600" w:hanging="360"/>
+      </w:pPr>
+    </w:lvl>
+    <w:lvl w:ilvl="5" w:tentative="1">
+      <w:start w:val="1"/>
+      <w:numFmt w:val="decimal"/>
+      <w:lvlText w:val="%6."/>
+      <w:lvlJc w:val="left"/>
+      <w:pPr>
+        <w:tabs>
+          <w:tab w:val="num" w:pos="4320"/>
+        </w:tabs>
+        <w:ind w:left="4320" w:hanging="360"/>
+      </w:pPr>
+    </w:lvl>
+    <w:lvl w:ilvl="6" w:tentative="1">
+      <w:start w:val="1"/>
+      <w:numFmt w:val="decimal"/>
+      <w:lvlText w:val="%7."/>
+      <w:lvlJc w:val="left"/>
+      <w:pPr>
+        <w:tabs>
+          <w:tab w:val="num" w:pos="5040"/>
+        </w:tabs>
+        <w:ind w:left="5040" w:hanging="360"/>
+      </w:pPr>
+    </w:lvl>
+    <w:lvl w:ilvl="7" w:tentative="1">
+      <w:start w:val="1"/>
+      <w:numFmt w:val="decimal"/>
+      <w:lvlText w:val="%8."/>
+      <w:lvlJc w:val="left"/>
+      <w:pPr>
+        <w:tabs>
+          <w:tab w:val="num" w:pos="5760"/>
+        </w:tabs>
+        <w:ind w:left="5760" w:hanging="360"/>
+      </w:pPr>
+    </w:lvl>
+    <w:lvl w:ilvl="8" w:tentative="1">
+      <w:start w:val="1"/>
+      <w:numFmt w:val="decimal"/>
+      <w:lvlText w:val="%9."/>
+      <w:lvlJc w:val="left"/>
+      <w:pPr>
+        <w:tabs>
+          <w:tab w:val="num" w:pos="6480"/>
+        </w:tabs>
+        <w:ind w:left="6480" w:hanging="360"/>
+      </w:pPr>
+    </w:lvl>
+  </w:abstractNum>
+  <w:abstractNum w:abstractNumId="7" w15:restartNumberingAfterBreak="0">
     <w:nsid w:val="757D1B36"/>
     <w:multiLevelType w:val="multilevel"/>
     <w:tmpl w:val="294A5FC0"/>
@@ -3772,7 +5899,7 @@
       </w:pPr>
     </w:lvl>
   </w:abstractNum>
-  <w:abstractNum w:abstractNumId="4" w15:restartNumberingAfterBreak="0">
+  <w:abstractNum w:abstractNumId="8" w15:restartNumberingAfterBreak="0">
     <w:nsid w:val="769E69F2"/>
     <w:multiLevelType w:val="multilevel"/>
     <w:tmpl w:val="5AA4A44A"/>
@@ -3922,19 +6049,31 @@
     </w:lvl>
   </w:abstractNum>
   <w:num w:numId="1" w16cid:durableId="1513299403">
-    <w:abstractNumId w:val="3"/>
+    <w:abstractNumId w:val="7"/>
   </w:num>
   <w:num w:numId="2" w16cid:durableId="1294095096">
     <w:abstractNumId w:val="0"/>
   </w:num>
   <w:num w:numId="3" w16cid:durableId="1916041913">
+    <w:abstractNumId w:val="2"/>
+  </w:num>
+  <w:num w:numId="4" w16cid:durableId="503205899">
+    <w:abstractNumId w:val="4"/>
+  </w:num>
+  <w:num w:numId="5" w16cid:durableId="600144980">
+    <w:abstractNumId w:val="8"/>
+  </w:num>
+  <w:num w:numId="6" w16cid:durableId="1876651233">
+    <w:abstractNumId w:val="3"/>
+  </w:num>
+  <w:num w:numId="7" w16cid:durableId="1601913771">
     <w:abstractNumId w:val="1"/>
   </w:num>
-  <w:num w:numId="4" w16cid:durableId="503205899">
-    <w:abstractNumId w:val="2"/>
+  <w:num w:numId="8" w16cid:durableId="1191798796">
+    <w:abstractNumId w:val="6"/>
   </w:num>
-  <w:num w:numId="5" w16cid:durableId="600144980">
-    <w:abstractNumId w:val="4"/>
+  <w:num w:numId="9" w16cid:durableId="1081415374">
+    <w:abstractNumId w:val="5"/>
   </w:num>
 </w:numbering>
 </file>
@@ -4339,6 +6478,7 @@
   <w:style w:type="paragraph" w:default="1" w:styleId="Normal">
     <w:name w:val="Normal"/>
     <w:qFormat/>
+    <w:rsid w:val="00A96EB9"/>
   </w:style>
   <w:style w:type="paragraph" w:styleId="Balk1">
     <w:name w:val="heading 1"/>
